--- a/剧本（1-1）9g僵尸卫星.docx
+++ b/剧本（1-1）9g僵尸卫星.docx
@@ -7,6 +7,18 @@
         <w:pStyle w:val="a3"/>
         <w:jc w:val="left"/>
       </w:pPr>
+    </w:p>
+    <w:p>
+      <w:pPr>
+        <w:pStyle w:val="a3"/>
+        <w:jc w:val="left"/>
+      </w:pPr>
+    </w:p>
+    <w:p>
+      <w:pPr>
+        <w:pStyle w:val="a3"/>
+        <w:jc w:val="left"/>
+      </w:pPr>
       <w:r>
         <w:rPr>
           <w:rFonts w:hint="eastAsia"/>
@@ -14,6 +26,42 @@
         <w:t>【基础】</w:t>
       </w:r>
     </w:p>
+    <w:p>
+      <w:r>
+        <w:rPr>
+          <w:rFonts w:hint="eastAsia"/>
+        </w:rPr>
+        <w:t>这是一个无限</w:t>
+      </w:r>
+      <w:proofErr w:type="spellStart"/>
+      <w:r>
+        <w:rPr>
+          <w:rFonts w:hint="eastAsia"/>
+        </w:rPr>
+        <w:t>trpg</w:t>
+      </w:r>
+      <w:proofErr w:type="spellEnd"/>
+      <w:r>
+        <w:rPr>
+          <w:rFonts w:hint="eastAsia"/>
+        </w:rPr>
+        <w:t>的剧本，初衷是给新人</w:t>
+      </w:r>
+      <w:proofErr w:type="spellStart"/>
+      <w:r>
+        <w:rPr>
+          <w:rFonts w:hint="eastAsia"/>
+        </w:rPr>
+        <w:t>st</w:t>
+      </w:r>
+      <w:proofErr w:type="spellEnd"/>
+      <w:r>
+        <w:rPr>
+          <w:rFonts w:hint="eastAsia"/>
+        </w:rPr>
+        <w:t>（我）一个方便车怪的世界观。</w:t>
+      </w:r>
+    </w:p>
     <w:p/>
     <w:p>
       <w:r>
@@ -34,7 +82,21 @@
         <w:rPr>
           <w:rFonts w:hint="eastAsia"/>
         </w:rPr>
-        <w:t>使用了违法的技术导致了新使用的9g技术暴走导致殖民卫星居民的情感暴走，大部分变成了没有情感纯粹躯体的</w:t>
+        <w:t>使用了违法的技术导致了新使用的9g技术</w:t>
+      </w:r>
+      <w:proofErr w:type="gramStart"/>
+      <w:r>
+        <w:rPr>
+          <w:rFonts w:hint="eastAsia"/>
+        </w:rPr>
+        <w:t>暴走导致</w:t>
+      </w:r>
+      <w:proofErr w:type="gramEnd"/>
+      <w:r>
+        <w:rPr>
+          <w:rFonts w:hint="eastAsia"/>
+        </w:rPr>
+        <w:t>殖民卫星居民的情感暴走，大部分变成了没有情感纯粹躯体的</w:t>
       </w:r>
       <w:r>
         <w:rPr>
@@ -48,7 +110,21 @@
         <w:rPr>
           <w:rFonts w:hint="eastAsia"/>
         </w:rPr>
-        <w:t>，然后暴走的情感聚合体就成为了</w:t>
+        <w:t>，</w:t>
+      </w:r>
+      <w:proofErr w:type="gramStart"/>
+      <w:r>
+        <w:rPr>
+          <w:rFonts w:hint="eastAsia"/>
+        </w:rPr>
+        <w:t>然后暴走的</w:t>
+      </w:r>
+      <w:proofErr w:type="gramEnd"/>
+      <w:r>
+        <w:rPr>
+          <w:rFonts w:hint="eastAsia"/>
+        </w:rPr>
+        <w:t>情感聚合体就成为了</w:t>
       </w:r>
       <w:r>
         <w:rPr>
@@ -133,20 +209,44 @@
     </w:p>
     <w:p>
       <w:pPr>
-        <w:pStyle w:val="a3"/>
-      </w:pPr>
-      <w:r>
-        <w:rPr>
-          <w:rFonts w:hint="eastAsia"/>
+        <w:jc w:val="center"/>
+        <w:rPr>
+          <w:rStyle w:val="ac"/>
+          <w:i w:val="0"/>
+          <w:iCs w:val="0"/>
+          <w:sz w:val="32"/>
+          <w:szCs w:val="36"/>
+        </w:rPr>
+      </w:pPr>
+      <w:r>
+        <w:rPr>
+          <w:rStyle w:val="ac"/>
+          <w:rFonts w:hint="eastAsia"/>
+          <w:i w:val="0"/>
+          <w:iCs w:val="0"/>
+          <w:sz w:val="32"/>
+          <w:szCs w:val="36"/>
         </w:rPr>
         <w:t>【世界观】&gt;【角色】</w:t>
       </w:r>
       <w:r>
+        <w:rPr>
+          <w:rStyle w:val="ac"/>
+          <w:i w:val="0"/>
+          <w:iCs w:val="0"/>
+          <w:sz w:val="32"/>
+          <w:szCs w:val="36"/>
+        </w:rPr>
         <w:t>&gt;</w:t>
       </w:r>
       <w:r>
         <w:rPr>
-          <w:rFonts w:hint="eastAsia"/>
+          <w:rStyle w:val="ac"/>
+          <w:rFonts w:hint="eastAsia"/>
+          <w:i w:val="0"/>
+          <w:iCs w:val="0"/>
+          <w:sz w:val="32"/>
+          <w:szCs w:val="36"/>
         </w:rPr>
         <w:t>【故事】</w:t>
       </w:r>
@@ -192,7 +292,35 @@
         <w:rPr>
           <w:rFonts w:hint="eastAsia"/>
         </w:rPr>
-        <w:t xml:space="preserve">9单纯就是琪露诺的梗，灵感上应该是琪露诺摆一个不二家的表情加上“9g </w:t>
+        <w:t>9单纯就是</w:t>
+      </w:r>
+      <w:proofErr w:type="gramStart"/>
+      <w:r>
+        <w:rPr>
+          <w:rFonts w:hint="eastAsia"/>
+        </w:rPr>
+        <w:t>琪露诺</w:t>
+      </w:r>
+      <w:proofErr w:type="gramEnd"/>
+      <w:r>
+        <w:rPr>
+          <w:rFonts w:hint="eastAsia"/>
+        </w:rPr>
+        <w:t>的梗，灵感上应该</w:t>
+      </w:r>
+      <w:proofErr w:type="gramStart"/>
+      <w:r>
+        <w:rPr>
+          <w:rFonts w:hint="eastAsia"/>
+        </w:rPr>
+        <w:t>是琪露诺摆</w:t>
+      </w:r>
+      <w:proofErr w:type="gramEnd"/>
+      <w:r>
+        <w:rPr>
+          <w:rFonts w:hint="eastAsia"/>
+        </w:rPr>
+        <w:t xml:space="preserve">一个不二家的表情加上“9g </w:t>
       </w:r>
       <w:r>
         <w:t>change your life</w:t>
@@ -241,7 +369,21 @@
         <w:rPr>
           <w:rFonts w:hint="eastAsia"/>
         </w:rPr>
-        <w:t>故事，大概就是主人公在剧本里经历的事，前面发生的事算世界观的一部分？总之这部分应该是游戏故事</w:t>
+        <w:t>故事，大概就是主人公在剧本里经历的事，前面发生</w:t>
+      </w:r>
+      <w:proofErr w:type="gramStart"/>
+      <w:r>
+        <w:rPr>
+          <w:rFonts w:hint="eastAsia"/>
+        </w:rPr>
+        <w:t>的事算世界观</w:t>
+      </w:r>
+      <w:proofErr w:type="gramEnd"/>
+      <w:r>
+        <w:rPr>
+          <w:rFonts w:hint="eastAsia"/>
+        </w:rPr>
+        <w:t>的一部分？总之这部分应该是游戏故事</w:t>
       </w:r>
     </w:p>
     <w:p>
@@ -798,7 +940,21 @@
         <w:rPr>
           <w:rFonts w:hint="eastAsia"/>
         </w:rPr>
-        <w:t>，长门的表面和运动性能上仿真程度很高（为了消解市民的抵触感）但是内核非常机器人，玩家与其接触后会感觉其非常人机，但是9g事件也让她增加了一丢丢情感，于zero的差别是拟人程度的差距导致的。</w:t>
+        <w:t>，长门的表面和运动性能上仿真程度很高（为了消解市民的抵触感）但是内核非常机器人，玩家与其接触后会感觉其非常人机，但是9g事件也让她增加了一丢</w:t>
+      </w:r>
+      <w:proofErr w:type="gramStart"/>
+      <w:r>
+        <w:rPr>
+          <w:rFonts w:hint="eastAsia"/>
+        </w:rPr>
+        <w:t>丢</w:t>
+      </w:r>
+      <w:proofErr w:type="gramEnd"/>
+      <w:r>
+        <w:rPr>
+          <w:rFonts w:hint="eastAsia"/>
+        </w:rPr>
+        <w:t>情感，于zero的差别是拟人程度的差距导致的。</w:t>
       </w:r>
     </w:p>
     <w:p>
@@ -830,7 +986,21 @@
         <w:rPr>
           <w:rFonts w:hint="eastAsia"/>
         </w:rPr>
-        <w:t>达成好结局后若邀请长门永久入队其会表示自己需要守护这座城市</w:t>
+        <w:t>达成好结局后</w:t>
+      </w:r>
+      <w:proofErr w:type="gramStart"/>
+      <w:r>
+        <w:rPr>
+          <w:rFonts w:hint="eastAsia"/>
+        </w:rPr>
+        <w:t>若邀请</w:t>
+      </w:r>
+      <w:proofErr w:type="gramEnd"/>
+      <w:r>
+        <w:rPr>
+          <w:rFonts w:hint="eastAsia"/>
+        </w:rPr>
+        <w:t>长门永久入队其会表示自己需要守护这座城市</w:t>
       </w:r>
     </w:p>
     <w:p>
@@ -866,7 +1036,21 @@
         <w:rPr>
           <w:rFonts w:hint="eastAsia"/>
         </w:rPr>
-        <w:t>“长官”则会命令长门入队，理由是“代表这座城市为英雄们报恩”</w:t>
+        <w:t>“长官”则</w:t>
+      </w:r>
+      <w:proofErr w:type="gramStart"/>
+      <w:r>
+        <w:rPr>
+          <w:rFonts w:hint="eastAsia"/>
+        </w:rPr>
+        <w:t>会命令</w:t>
+      </w:r>
+      <w:proofErr w:type="gramEnd"/>
+      <w:r>
+        <w:rPr>
+          <w:rFonts w:hint="eastAsia"/>
+        </w:rPr>
+        <w:t>长门入队，理由是“代表这座城市为英雄们报恩”</w:t>
       </w:r>
     </w:p>
     <w:p>
@@ -1402,7 +1586,21 @@
         <w:rPr>
           <w:rFonts w:hint="eastAsia"/>
         </w:rPr>
-        <w:t>几个学生僵尸没抄完有点烦躁，大概重复3次左右，学生们把笔扔了进入攻击状态</w:t>
+        <w:t>几个学生僵尸没抄完有点烦躁，大概重复3次左右，学生们</w:t>
+      </w:r>
+      <w:proofErr w:type="gramStart"/>
+      <w:r>
+        <w:rPr>
+          <w:rFonts w:hint="eastAsia"/>
+        </w:rPr>
+        <w:t>把笔扔了</w:t>
+      </w:r>
+      <w:proofErr w:type="gramEnd"/>
+      <w:r>
+        <w:rPr>
+          <w:rFonts w:hint="eastAsia"/>
+        </w:rPr>
+        <w:t>进入攻击状态</w:t>
       </w:r>
     </w:p>
     <w:p>
@@ -1424,7 +1622,21 @@
         <w:rPr>
           <w:rFonts w:hint="eastAsia"/>
         </w:rPr>
-        <w:t>其他僵尸要么抄完了干等着，要么做出一副玩手机的样子（无意义的刷屏幕）</w:t>
+        <w:t>其他僵尸要么抄完了</w:t>
+      </w:r>
+      <w:proofErr w:type="gramStart"/>
+      <w:r>
+        <w:rPr>
+          <w:rFonts w:hint="eastAsia"/>
+        </w:rPr>
+        <w:t>干等着</w:t>
+      </w:r>
+      <w:proofErr w:type="gramEnd"/>
+      <w:r>
+        <w:rPr>
+          <w:rFonts w:hint="eastAsia"/>
+        </w:rPr>
+        <w:t>，要么做出一副玩手机的样子（无意义的刷屏幕）</w:t>
       </w:r>
     </w:p>
     <w:p>
@@ -1502,7 +1714,15 @@
       </w:r>
       <w:r>
         <w:br/>
-        <w:t>主妇突然互撕购物袋（生成缠绕物）</w:t>
+        <w:t>主妇</w:t>
+      </w:r>
+      <w:proofErr w:type="gramStart"/>
+      <w:r>
+        <w:t>突然互撕购物</w:t>
+      </w:r>
+      <w:proofErr w:type="gramEnd"/>
+      <w:r>
+        <w:t>袋（生成缠绕物）</w:t>
       </w:r>
       <w:r>
         <w:br/>
@@ -1620,20 +1840,33 @@
         </w:rPr>
         <w:t>僵尸：</w:t>
       </w:r>
+      <w:proofErr w:type="gramStart"/>
       <w:r>
         <w:rPr>
           <w:highlight w:val="yellow"/>
         </w:rPr>
-        <w:t>点赞刷屏僵尸</w:t>
-      </w:r>
-    </w:p>
-    <w:p>
-      <w:pPr>
-        <w:jc w:val="left"/>
-      </w:pPr>
-      <w:r>
-        <w:t>场景：网红咖啡厅</w:t>
-      </w:r>
+        <w:t>点赞刷屏</w:t>
+      </w:r>
+      <w:proofErr w:type="gramEnd"/>
+      <w:r>
+        <w:rPr>
+          <w:highlight w:val="yellow"/>
+        </w:rPr>
+        <w:t>僵尸</w:t>
+      </w:r>
+    </w:p>
+    <w:p>
+      <w:pPr>
+        <w:jc w:val="left"/>
+      </w:pPr>
+      <w:r>
+        <w:t>场景：</w:t>
+      </w:r>
+      <w:proofErr w:type="gramStart"/>
+      <w:r>
+        <w:t>网红咖啡厅</w:t>
+      </w:r>
+      <w:proofErr w:type="gramEnd"/>
     </w:p>
     <w:p>
       <w:pPr>
@@ -1644,7 +1877,15 @@
       </w:r>
       <w:r>
         <w:br/>
-        <w:t>对空餐盘竖大拇指的僵尸 ×5</w:t>
+        <w:t>对空餐盘</w:t>
+      </w:r>
+      <w:proofErr w:type="gramStart"/>
+      <w:r>
+        <w:t>竖</w:t>
+      </w:r>
+      <w:proofErr w:type="gramEnd"/>
+      <w:r>
+        <w:t>大拇指的僵尸 ×5</w:t>
       </w:r>
       <w:r>
         <w:br/>
@@ -1734,7 +1975,15 @@
         <w:jc w:val="left"/>
       </w:pPr>
       <w:r>
-        <w:t>触发事件：玩家坐上主位</w:t>
+        <w:t>触发事件：</w:t>
+      </w:r>
+      <w:proofErr w:type="gramStart"/>
+      <w:r>
+        <w:t>玩家坐</w:t>
+      </w:r>
+      <w:proofErr w:type="gramEnd"/>
+      <w:r>
+        <w:t>上主位</w:t>
       </w:r>
     </w:p>
     <w:p>
@@ -1750,8 +1999,13 @@
       </w:r>
       <w:r>
         <w:br/>
-        <w:t>主管僵尸把转椅当回旋镖</w:t>
-      </w:r>
+        <w:t>主管僵尸把转椅当回旋</w:t>
+      </w:r>
+      <w:proofErr w:type="gramStart"/>
+      <w:r>
+        <w:t>镖</w:t>
+      </w:r>
+      <w:proofErr w:type="gramEnd"/>
     </w:p>
     <w:p>
       <w:pPr>
@@ -1775,8 +2029,13 @@
         </w:rPr>
         <w:t>僵尸：</w:t>
       </w:r>
-      <w:r>
-        <w:t>拼单奶茶僵尸</w:t>
+      <w:proofErr w:type="gramStart"/>
+      <w:r>
+        <w:t>拼单奶茶</w:t>
+      </w:r>
+      <w:proofErr w:type="gramEnd"/>
+      <w:r>
+        <w:t>僵尸</w:t>
       </w:r>
     </w:p>
     <w:p>
@@ -1875,7 +2134,14 @@
       </w:r>
       <w:r>
         <w:br/>
-        <w:t>擦汗但无汗的僵尸 ×1</w:t>
+      </w:r>
+      <w:proofErr w:type="gramStart"/>
+      <w:r>
+        <w:t>擦汗但</w:t>
+      </w:r>
+      <w:proofErr w:type="gramEnd"/>
+      <w:r>
+        <w:t>无汗的僵尸 ×1</w:t>
       </w:r>
     </w:p>
     <w:p>
@@ -2247,7 +2513,21 @@
         <w:rPr>
           <w:rFonts w:hint="eastAsia"/>
         </w:rPr>
-        <w:t>选【道别】后男孩继续坐在摇晃的大巴上，回城看着风景没什么，只是回到小镇的时候泪终于留了下来。此刻玩家们回到了自己的身体</w:t>
+        <w:t>选【道别】后男孩继续坐在摇晃的大巴上，回城看着风景没什么，只是回到小镇的时候</w:t>
+      </w:r>
+      <w:proofErr w:type="gramStart"/>
+      <w:r>
+        <w:rPr>
+          <w:rFonts w:hint="eastAsia"/>
+        </w:rPr>
+        <w:t>泪终于</w:t>
+      </w:r>
+      <w:proofErr w:type="gramEnd"/>
+      <w:r>
+        <w:rPr>
+          <w:rFonts w:hint="eastAsia"/>
+        </w:rPr>
+        <w:t>留了下来。此刻玩家们回到了自己的身体</w:t>
       </w:r>
     </w:p>
     <w:p>
@@ -2400,13 +2680,27 @@
         <w:rPr>
           <w:rFonts w:hint="eastAsia"/>
         </w:rPr>
-        <w:t>lockmire是一个传统</w:t>
-      </w:r>
-      <w:r>
-        <w:rPr>
-          <w:rFonts w:hint="eastAsia"/>
-        </w:rPr>
-        <w:t>敌性npc，分两个阶段</w:t>
+        <w:t>lockmire是一个</w:t>
+      </w:r>
+      <w:proofErr w:type="gramStart"/>
+      <w:r>
+        <w:rPr>
+          <w:rFonts w:hint="eastAsia"/>
+        </w:rPr>
+        <w:t>传统</w:t>
+      </w:r>
+      <w:r>
+        <w:rPr>
+          <w:rFonts w:hint="eastAsia"/>
+        </w:rPr>
+        <w:t>敌性</w:t>
+      </w:r>
+      <w:proofErr w:type="gramEnd"/>
+      <w:r>
+        <w:rPr>
+          <w:rFonts w:hint="eastAsia"/>
+        </w:rPr>
+        <w:t>npc，分两个阶段</w:t>
       </w:r>
     </w:p>
     <w:p>
@@ -2433,7 +2727,35 @@
         <w:rPr>
           <w:rFonts w:hint="eastAsia"/>
         </w:rPr>
-        <w:t>lockmire是一个很卡通的，感觉会出现在儿童节目上的毛毛虫，异常的地方在于这些腿都是人腿，西裤皮鞋，黑丝高跟，运动裤运动鞋等等。</w:t>
+        <w:t>lockmire是一个</w:t>
+      </w:r>
+      <w:proofErr w:type="gramStart"/>
+      <w:r>
+        <w:rPr>
+          <w:rFonts w:hint="eastAsia"/>
+        </w:rPr>
+        <w:t>很</w:t>
+      </w:r>
+      <w:proofErr w:type="gramEnd"/>
+      <w:r>
+        <w:rPr>
+          <w:rFonts w:hint="eastAsia"/>
+        </w:rPr>
+        <w:t>卡通的，感觉会出现在儿童节目上的毛毛虫，异常的地方在于这些腿都是人腿，西裤皮鞋，黑丝高跟，运动</w:t>
+      </w:r>
+      <w:proofErr w:type="gramStart"/>
+      <w:r>
+        <w:rPr>
+          <w:rFonts w:hint="eastAsia"/>
+        </w:rPr>
+        <w:t>裤</w:t>
+      </w:r>
+      <w:proofErr w:type="gramEnd"/>
+      <w:r>
+        <w:rPr>
+          <w:rFonts w:hint="eastAsia"/>
+        </w:rPr>
+        <w:t>运动鞋等等。</w:t>
       </w:r>
     </w:p>
     <w:p>
@@ -2523,7 +2845,35 @@
         <w:rPr>
           <w:rFonts w:hint="eastAsia"/>
         </w:rPr>
-        <w:t>lockmire是一个在沼泽中的皮皮虾，沼泽中有旋转的毛毛虫，中间是一个箭塔一般的钟楼，敲响就会让毛毛虫转得更快，</w:t>
+        <w:t>lockmire是一个在沼泽中的皮</w:t>
+      </w:r>
+      <w:proofErr w:type="gramStart"/>
+      <w:r>
+        <w:rPr>
+          <w:rFonts w:hint="eastAsia"/>
+        </w:rPr>
+        <w:t>皮</w:t>
+      </w:r>
+      <w:proofErr w:type="gramEnd"/>
+      <w:r>
+        <w:rPr>
+          <w:rFonts w:hint="eastAsia"/>
+        </w:rPr>
+        <w:t>虾，沼泽中有旋转的毛毛虫，中间是</w:t>
+      </w:r>
+      <w:proofErr w:type="gramStart"/>
+      <w:r>
+        <w:rPr>
+          <w:rFonts w:hint="eastAsia"/>
+        </w:rPr>
+        <w:t>一个箭塔一般</w:t>
+      </w:r>
+      <w:proofErr w:type="gramEnd"/>
+      <w:r>
+        <w:rPr>
+          <w:rFonts w:hint="eastAsia"/>
+        </w:rPr>
+        <w:t>的钟楼，敲响就会让毛毛虫转得更快，</w:t>
       </w:r>
     </w:p>
     <w:p>
@@ -2535,7 +2885,21 @@
         <w:rPr>
           <w:rFonts w:hint="eastAsia"/>
         </w:rPr>
-        <w:t>如果不攻击钟楼皮皮虾就会四处逃窜速度大概3</w:t>
+        <w:t>如果不攻击钟楼皮</w:t>
+      </w:r>
+      <w:proofErr w:type="gramStart"/>
+      <w:r>
+        <w:rPr>
+          <w:rFonts w:hint="eastAsia"/>
+        </w:rPr>
+        <w:t>皮</w:t>
+      </w:r>
+      <w:proofErr w:type="gramEnd"/>
+      <w:r>
+        <w:rPr>
+          <w:rFonts w:hint="eastAsia"/>
+        </w:rPr>
+        <w:t>虾就会四处逃窜速度大概3</w:t>
       </w:r>
       <w:r>
         <w:t>0</w:t>
@@ -2556,7 +2920,21 @@
         <w:rPr>
           <w:rFonts w:hint="eastAsia"/>
         </w:rPr>
-        <w:t>如果攻击钟楼皮皮虾就会自己过来和你打</w:t>
+        <w:t>如果攻击钟楼皮</w:t>
+      </w:r>
+      <w:proofErr w:type="gramStart"/>
+      <w:r>
+        <w:rPr>
+          <w:rFonts w:hint="eastAsia"/>
+        </w:rPr>
+        <w:t>皮</w:t>
+      </w:r>
+      <w:proofErr w:type="gramEnd"/>
+      <w:r>
+        <w:rPr>
+          <w:rFonts w:hint="eastAsia"/>
+        </w:rPr>
+        <w:t>虾就会自己过来和你打</w:t>
       </w:r>
     </w:p>
     <w:p>
@@ -2747,7 +3125,21 @@
         <w:rPr>
           <w:rFonts w:hint="eastAsia"/>
         </w:rPr>
-        <w:t>它整体是一个成人大小的泰迪熊玩偶，但是头部异常肿胀。</w:t>
+        <w:t>它整体是一个成人大小的泰</w:t>
+      </w:r>
+      <w:proofErr w:type="gramStart"/>
+      <w:r>
+        <w:rPr>
+          <w:rFonts w:hint="eastAsia"/>
+        </w:rPr>
+        <w:t>迪</w:t>
+      </w:r>
+      <w:proofErr w:type="gramEnd"/>
+      <w:r>
+        <w:rPr>
+          <w:rFonts w:hint="eastAsia"/>
+        </w:rPr>
+        <w:t>熊玩偶，但是头部异常肿胀。</w:t>
       </w:r>
     </w:p>
     <w:p>
@@ -2779,11 +3171,19 @@
         <w:widowControl/>
         <w:jc w:val="left"/>
       </w:pPr>
-      <w:r>
-        <w:rPr>
-          <w:rFonts w:hint="eastAsia"/>
-        </w:rPr>
-        <w:t>半血的时候玩</w:t>
+      <w:proofErr w:type="gramStart"/>
+      <w:r>
+        <w:rPr>
+          <w:rFonts w:hint="eastAsia"/>
+        </w:rPr>
+        <w:t>半血的</w:t>
+      </w:r>
+      <w:proofErr w:type="gramEnd"/>
+      <w:r>
+        <w:rPr>
+          <w:rFonts w:hint="eastAsia"/>
+        </w:rPr>
+        <w:t>时候玩</w:t>
       </w:r>
       <w:r>
         <w:rPr>
@@ -2791,11 +3191,19 @@
         </w:rPr>
         <w:t xml:space="preserve"> </w:t>
       </w:r>
-      <w:r>
-        <w:rPr>
-          <w:rFonts w:hint="eastAsia"/>
-        </w:rPr>
-        <w:t>偶会破裂掉出一些工牌，玩家明显感受到</w:t>
+      <w:proofErr w:type="gramStart"/>
+      <w:r>
+        <w:rPr>
+          <w:rFonts w:hint="eastAsia"/>
+        </w:rPr>
+        <w:t>偶会破裂</w:t>
+      </w:r>
+      <w:proofErr w:type="gramEnd"/>
+      <w:r>
+        <w:rPr>
+          <w:rFonts w:hint="eastAsia"/>
+        </w:rPr>
+        <w:t>掉出一些工牌，玩家明显感受到</w:t>
       </w:r>
       <w:r>
         <w:t>grownicry</w:t>
@@ -2991,11 +3399,19 @@
         <w:widowControl/>
         <w:jc w:val="left"/>
       </w:pPr>
-      <w:r>
-        <w:rPr>
-          <w:rFonts w:hint="eastAsia"/>
-        </w:rPr>
-        <w:t>半血后它会怒号“敬酒不吃吃罚酒”然后狂暴化，社区工作者的制服变成了抽象的带盔甲教袍，仿佛是什么特摄片跑出来的反派，自拍杆也变成了中世纪风格的战锤</w:t>
+      <w:proofErr w:type="gramStart"/>
+      <w:r>
+        <w:rPr>
+          <w:rFonts w:hint="eastAsia"/>
+        </w:rPr>
+        <w:t>半血后</w:t>
+      </w:r>
+      <w:proofErr w:type="gramEnd"/>
+      <w:r>
+        <w:rPr>
+          <w:rFonts w:hint="eastAsia"/>
+        </w:rPr>
+        <w:t>它会怒号“敬酒不吃吃罚酒”然后狂暴化，社区工作者的制服变成了抽象的带盔甲教袍，仿佛是什么特摄片跑出来的反派，自拍杆也变成了中世纪风格的战锤</w:t>
       </w:r>
     </w:p>
     <w:p>
@@ -3201,8 +3617,13 @@
           </w:tcPr>
           <w:p>
             <w:r>
-              <w:t xml:space="preserve">环境干扰效果　　　　　　　　　</w:t>
+              <w:t>环境干扰效果</w:t>
             </w:r>
+            <w:proofErr w:type="gramStart"/>
+            <w:r>
+              <w:t xml:space="preserve">　　　　　　　　　</w:t>
+            </w:r>
+            <w:proofErr w:type="gramEnd"/>
           </w:p>
         </w:tc>
       </w:tr>
@@ -3251,8 +3672,13 @@
           </w:tcPr>
           <w:p>
             <w:r>
-              <w:t xml:space="preserve">周期性颠簸（瞄准偏移）　　　</w:t>
+              <w:t xml:space="preserve">周期性颠簸（瞄准偏移）　　</w:t>
             </w:r>
+            <w:proofErr w:type="gramStart"/>
+            <w:r>
+              <w:t xml:space="preserve">　</w:t>
+            </w:r>
+            <w:proofErr w:type="gramEnd"/>
           </w:p>
         </w:tc>
       </w:tr>
@@ -3401,8 +3827,13 @@
           </w:tcPr>
           <w:p>
             <w:r>
-              <w:t xml:space="preserve">超重警报触发时重力反转　　　</w:t>
+              <w:t xml:space="preserve">超重警报触发时重力反转　　</w:t>
             </w:r>
+            <w:proofErr w:type="gramStart"/>
+            <w:r>
+              <w:t xml:space="preserve">　</w:t>
+            </w:r>
+            <w:proofErr w:type="gramEnd"/>
           </w:p>
         </w:tc>
       </w:tr>
@@ -3451,8 +3882,13 @@
           </w:tcPr>
           <w:p>
             <w:r>
-              <w:t xml:space="preserve">PPT激光笔干扰锁定　　　　　　</w:t>
+              <w:t>PPT激光笔干扰锁定</w:t>
             </w:r>
+            <w:proofErr w:type="gramStart"/>
+            <w:r>
+              <w:t xml:space="preserve">　　　　　　</w:t>
+            </w:r>
+            <w:proofErr w:type="gramEnd"/>
           </w:p>
         </w:tc>
       </w:tr>
@@ -3632,12 +4068,21 @@
         <w:widowControl/>
         <w:jc w:val="left"/>
       </w:pPr>
-      <w:r>
-        <w:rPr>
-          <w:b/>
-          <w:bCs/>
-        </w:rPr>
-        <w:t>半血前：补偿性净化</w:t>
+      <w:proofErr w:type="gramStart"/>
+      <w:r>
+        <w:rPr>
+          <w:b/>
+          <w:bCs/>
+        </w:rPr>
+        <w:t>半血前</w:t>
+      </w:r>
+      <w:proofErr w:type="gramEnd"/>
+      <w:r>
+        <w:rPr>
+          <w:b/>
+          <w:bCs/>
+        </w:rPr>
+        <w:t>：补偿性净化</w:t>
       </w:r>
     </w:p>
     <w:p>
@@ -3697,12 +4142,21 @@
         <w:widowControl/>
         <w:jc w:val="left"/>
       </w:pPr>
-      <w:r>
-        <w:rPr>
-          <w:b/>
-          <w:bCs/>
-        </w:rPr>
-        <w:t>半血后：报复性糜烂</w:t>
+      <w:proofErr w:type="gramStart"/>
+      <w:r>
+        <w:rPr>
+          <w:b/>
+          <w:bCs/>
+        </w:rPr>
+        <w:t>半血后</w:t>
+      </w:r>
+      <w:proofErr w:type="gramEnd"/>
+      <w:r>
+        <w:rPr>
+          <w:b/>
+          <w:bCs/>
+        </w:rPr>
+        <w:t>：报复性糜烂</w:t>
       </w:r>
     </w:p>
     <w:p>
@@ -3926,7 +4380,35 @@
         <w:rPr>
           <w:rFonts w:hint="eastAsia"/>
         </w:rPr>
-        <w:t>设计师踩着独轮车，抛着球（话题），但头是个多面体，每回合切换一个人设（精致人设，公知，暴言小丑）</w:t>
+        <w:t>设计师踩着独轮车，抛着球（话题），但头是个多面体，每回合切换一个人设（</w:t>
+      </w:r>
+      <w:proofErr w:type="gramStart"/>
+      <w:r>
+        <w:rPr>
+          <w:rFonts w:hint="eastAsia"/>
+        </w:rPr>
+        <w:t>精致人</w:t>
+      </w:r>
+      <w:proofErr w:type="gramEnd"/>
+      <w:r>
+        <w:rPr>
+          <w:rFonts w:hint="eastAsia"/>
+        </w:rPr>
+        <w:t>设，公知，</w:t>
+      </w:r>
+      <w:proofErr w:type="gramStart"/>
+      <w:r>
+        <w:rPr>
+          <w:rFonts w:hint="eastAsia"/>
+        </w:rPr>
+        <w:t>暴言小丑</w:t>
+      </w:r>
+      <w:proofErr w:type="gramEnd"/>
+      <w:r>
+        <w:rPr>
+          <w:rFonts w:hint="eastAsia"/>
+        </w:rPr>
+        <w:t>）</w:t>
       </w:r>
     </w:p>
     <w:p>
@@ -3938,7 +4420,35 @@
         <w:rPr>
           <w:rFonts w:hint="eastAsia"/>
         </w:rPr>
-        <w:t>虽然好像很有设计感但是其实很弱，只有最基础的奖励</w:t>
+        <w:t>虽然好像很有设计</w:t>
+      </w:r>
+      <w:proofErr w:type="gramStart"/>
+      <w:r>
+        <w:rPr>
+          <w:rFonts w:hint="eastAsia"/>
+        </w:rPr>
+        <w:t>感但是</w:t>
+      </w:r>
+      <w:proofErr w:type="gramEnd"/>
+      <w:r>
+        <w:rPr>
+          <w:rFonts w:hint="eastAsia"/>
+        </w:rPr>
+        <w:t>其实很弱，只有</w:t>
+      </w:r>
+      <w:proofErr w:type="gramStart"/>
+      <w:r>
+        <w:rPr>
+          <w:rFonts w:hint="eastAsia"/>
+        </w:rPr>
+        <w:t>最</w:t>
+      </w:r>
+      <w:proofErr w:type="gramEnd"/>
+      <w:r>
+        <w:rPr>
+          <w:rFonts w:hint="eastAsia"/>
+        </w:rPr>
+        <w:t>基础的奖励</w:t>
       </w:r>
     </w:p>
     <w:p>
@@ -4089,8 +4599,13 @@
               <w:jc w:val="left"/>
             </w:pPr>
             <w:r>
-              <w:t xml:space="preserve">真实技能　　　</w:t>
+              <w:t xml:space="preserve">真实技能　　</w:t>
             </w:r>
+            <w:proofErr w:type="gramStart"/>
+            <w:r>
+              <w:t xml:space="preserve">　</w:t>
+            </w:r>
+            <w:proofErr w:type="gramEnd"/>
           </w:p>
         </w:tc>
         <w:tc>
@@ -4118,8 +4633,13 @@
               <w:jc w:val="left"/>
             </w:pPr>
             <w:r>
-              <w:t xml:space="preserve">伪装名称　　　　　</w:t>
+              <w:t>伪装名称</w:t>
             </w:r>
+            <w:proofErr w:type="gramStart"/>
+            <w:r>
+              <w:t xml:space="preserve">　　　　　</w:t>
+            </w:r>
+            <w:proofErr w:type="gramEnd"/>
           </w:p>
         </w:tc>
         <w:tc>
@@ -4147,8 +4667,13 @@
               <w:jc w:val="left"/>
             </w:pPr>
             <w:r>
-              <w:t xml:space="preserve">表演效果　　　　　　　　　</w:t>
+              <w:t>表演效果</w:t>
             </w:r>
+            <w:proofErr w:type="gramStart"/>
+            <w:r>
+              <w:t xml:space="preserve">　　　　　　　　　</w:t>
+            </w:r>
+            <w:proofErr w:type="gramEnd"/>
           </w:p>
         </w:tc>
       </w:tr>
@@ -4207,8 +4732,13 @@
               <w:jc w:val="left"/>
             </w:pPr>
             <w:r>
-              <w:t xml:space="preserve">欢乐彩球　　　　　</w:t>
+              <w:t>欢乐彩球</w:t>
             </w:r>
+            <w:proofErr w:type="gramStart"/>
+            <w:r>
+              <w:t xml:space="preserve">　　　　　</w:t>
+            </w:r>
+            <w:proofErr w:type="gramEnd"/>
           </w:p>
         </w:tc>
         <w:tc>
@@ -4236,8 +4766,13 @@
               <w:jc w:val="left"/>
             </w:pPr>
             <w:r>
-              <w:t xml:space="preserve">球体闪烁彩虹光效　　　　</w:t>
+              <w:t>球体闪烁彩虹光效</w:t>
             </w:r>
+            <w:proofErr w:type="gramStart"/>
+            <w:r>
+              <w:t xml:space="preserve">　　　　</w:t>
+            </w:r>
+            <w:proofErr w:type="gramEnd"/>
           </w:p>
         </w:tc>
       </w:tr>
@@ -4296,8 +4831,13 @@
               <w:jc w:val="left"/>
             </w:pPr>
             <w:r>
-              <w:t xml:space="preserve">粉丝拥抱　　　　　</w:t>
+              <w:t>粉丝拥抱</w:t>
             </w:r>
+            <w:proofErr w:type="gramStart"/>
+            <w:r>
+              <w:t xml:space="preserve">　　　　　</w:t>
+            </w:r>
+            <w:proofErr w:type="gramEnd"/>
           </w:p>
         </w:tc>
         <w:tc>
@@ -4325,8 +4865,13 @@
               <w:jc w:val="left"/>
             </w:pPr>
             <w:r>
-              <w:t xml:space="preserve">触手带心形图案　　　　　</w:t>
+              <w:t>触手带心形图案</w:t>
             </w:r>
+            <w:proofErr w:type="gramStart"/>
+            <w:r>
+              <w:t xml:space="preserve">　　　　　</w:t>
+            </w:r>
+            <w:proofErr w:type="gramEnd"/>
           </w:p>
         </w:tc>
       </w:tr>
@@ -4356,8 +4901,13 @@
               <w:jc w:val="left"/>
             </w:pPr>
             <w:r>
-              <w:t xml:space="preserve">封号冻结　　　</w:t>
+              <w:t xml:space="preserve">封号冻结　　</w:t>
             </w:r>
+            <w:proofErr w:type="gramStart"/>
+            <w:r>
+              <w:t xml:space="preserve">　</w:t>
+            </w:r>
+            <w:proofErr w:type="gramEnd"/>
           </w:p>
         </w:tc>
         <w:tc>
@@ -4385,8 +4935,13 @@
               <w:jc w:val="left"/>
             </w:pPr>
             <w:r>
-              <w:t xml:space="preserve">静音魔术　　　　　</w:t>
+              <w:t>静音魔术</w:t>
             </w:r>
+            <w:proofErr w:type="gramStart"/>
+            <w:r>
+              <w:t xml:space="preserve">　　　　　</w:t>
+            </w:r>
+            <w:proofErr w:type="gramEnd"/>
           </w:p>
         </w:tc>
         <w:tc>
@@ -4492,14 +5047,26 @@
         <w:jc w:val="left"/>
       </w:pPr>
       <w:r>
-        <w:t>舞台角落堆叠</w:t>
-      </w:r>
-      <w:r>
-        <w:rPr>
-          <w:b/>
-          <w:bCs/>
-        </w:rPr>
-        <w:t>未寄出的辞职信</w:t>
+        <w:t>舞台角落</w:t>
+      </w:r>
+      <w:proofErr w:type="gramStart"/>
+      <w:r>
+        <w:t>堆叠</w:t>
+      </w:r>
+      <w:r>
+        <w:rPr>
+          <w:b/>
+          <w:bCs/>
+        </w:rPr>
+        <w:t>未</w:t>
+      </w:r>
+      <w:proofErr w:type="gramEnd"/>
+      <w:r>
+        <w:rPr>
+          <w:b/>
+          <w:bCs/>
+        </w:rPr>
+        <w:t>寄出的辞职信</w:t>
       </w:r>
       <w:r>
         <w:t>（署名全是该编号）</w:t>
@@ -4594,7 +5161,23 @@
           <w:b/>
           <w:bCs/>
         </w:rPr>
-        <w:t>传统中医话术</w:t>
+        <w:t>传统</w:t>
+      </w:r>
+      <w:proofErr w:type="gramStart"/>
+      <w:r>
+        <w:rPr>
+          <w:b/>
+          <w:bCs/>
+        </w:rPr>
+        <w:t>中医话</w:t>
+      </w:r>
+      <w:proofErr w:type="gramEnd"/>
+      <w:r>
+        <w:rPr>
+          <w:b/>
+          <w:bCs/>
+        </w:rPr>
+        <w:t>术</w:t>
       </w:r>
       <w:r>
         <w:t>与</w:t>
@@ -4655,7 +5238,23 @@
           <w:b/>
           <w:bCs/>
         </w:rPr>
-        <w:t>脑死行为/游荡：</w:t>
+        <w:t>脑</w:t>
+      </w:r>
+      <w:proofErr w:type="gramStart"/>
+      <w:r>
+        <w:rPr>
+          <w:b/>
+          <w:bCs/>
+        </w:rPr>
+        <w:t>死行为</w:t>
+      </w:r>
+      <w:proofErr w:type="gramEnd"/>
+      <w:r>
+        <w:rPr>
+          <w:b/>
+          <w:bCs/>
+        </w:rPr>
+        <w:t>/游荡：</w:t>
       </w:r>
     </w:p>
     <w:p>
@@ -4949,7 +5548,23 @@
           <w:b/>
           <w:bCs/>
         </w:rPr>
-        <w:t>「药方」变「弹窗广告」：</w:t>
+        <w:t>「药方」变「</w:t>
+      </w:r>
+      <w:proofErr w:type="gramStart"/>
+      <w:r>
+        <w:rPr>
+          <w:b/>
+          <w:bCs/>
+        </w:rPr>
+        <w:t>弹窗广告</w:t>
+      </w:r>
+      <w:proofErr w:type="gramEnd"/>
+      <w:r>
+        <w:rPr>
+          <w:b/>
+          <w:bCs/>
+        </w:rPr>
+        <w:t>」：</w:t>
       </w:r>
       <w:r>
         <w:t> 他甩出一张黄纸“药方”，在空中</w:t>
@@ -4992,7 +5607,23 @@
           <w:b/>
           <w:bCs/>
         </w:rPr>
-        <w:t>强制循环播放洗脑的广告短音乐/口号</w:t>
+        <w:t>强制循环播放洗脑的广告</w:t>
+      </w:r>
+      <w:proofErr w:type="gramStart"/>
+      <w:r>
+        <w:rPr>
+          <w:b/>
+          <w:bCs/>
+        </w:rPr>
+        <w:t>短音乐</w:t>
+      </w:r>
+      <w:proofErr w:type="gramEnd"/>
+      <w:r>
+        <w:rPr>
+          <w:b/>
+          <w:bCs/>
+        </w:rPr>
+        <w:t>/口号</w:t>
       </w:r>
       <w:r>
         <w:t>数秒</w:t>
@@ -5230,7 +5861,23 @@
           <w:b/>
           <w:bCs/>
         </w:rPr>
-        <w:t>LED屏模块如同飞镖般弹射而出</w:t>
+        <w:t>LED屏模块如同</w:t>
+      </w:r>
+      <w:proofErr w:type="gramStart"/>
+      <w:r>
+        <w:rPr>
+          <w:b/>
+          <w:bCs/>
+        </w:rPr>
+        <w:t>飞镖般</w:t>
+      </w:r>
+      <w:proofErr w:type="gramEnd"/>
+      <w:r>
+        <w:rPr>
+          <w:b/>
+          <w:bCs/>
+        </w:rPr>
+        <w:t>弹射而出</w:t>
       </w:r>
       <w:r>
         <w:t>，造成物理伤害，屏幕上还在滚动着“</w:t>
@@ -5520,12 +6167,21 @@
         </w:rPr>
         <w:t xml:space="preserve">inal Boss </w:t>
       </w:r>
+      <w:proofErr w:type="gramStart"/>
       <w:r>
         <w:rPr>
           <w:rFonts w:hint="eastAsia"/>
           <w:highlight w:val="yellow"/>
         </w:rPr>
-        <w:t>琪露诺（9g）</w:t>
+        <w:t>琪露诺</w:t>
+      </w:r>
+      <w:proofErr w:type="gramEnd"/>
+      <w:r>
+        <w:rPr>
+          <w:rFonts w:hint="eastAsia"/>
+          <w:highlight w:val="yellow"/>
+        </w:rPr>
+        <w:t>（9g）</w:t>
       </w:r>
     </w:p>
     <w:p>
@@ -5545,11 +6201,47 @@
         <w:widowControl/>
         <w:jc w:val="left"/>
       </w:pPr>
-      <w:r>
-        <w:rPr>
-          <w:rFonts w:hint="eastAsia"/>
-        </w:rPr>
-        <w:t>琪露诺是9g化身，关底boss，半恶搞的存在。没消费主义强都无所谓的</w:t>
+      <w:proofErr w:type="gramStart"/>
+      <w:r>
+        <w:rPr>
+          <w:rFonts w:hint="eastAsia"/>
+        </w:rPr>
+        <w:t>琪露诺</w:t>
+      </w:r>
+      <w:proofErr w:type="gramEnd"/>
+      <w:r>
+        <w:rPr>
+          <w:rFonts w:hint="eastAsia"/>
+        </w:rPr>
+        <w:t>是9g化身，关底boss，</w:t>
+      </w:r>
+      <w:proofErr w:type="gramStart"/>
+      <w:r>
+        <w:rPr>
+          <w:rFonts w:hint="eastAsia"/>
+        </w:rPr>
+        <w:t>半恶搞</w:t>
+      </w:r>
+      <w:proofErr w:type="gramEnd"/>
+      <w:r>
+        <w:rPr>
+          <w:rFonts w:hint="eastAsia"/>
+        </w:rPr>
+        <w:t>的存在。</w:t>
+      </w:r>
+      <w:proofErr w:type="gramStart"/>
+      <w:r>
+        <w:rPr>
+          <w:rFonts w:hint="eastAsia"/>
+        </w:rPr>
+        <w:t>没消费</w:t>
+      </w:r>
+      <w:proofErr w:type="gramEnd"/>
+      <w:r>
+        <w:rPr>
+          <w:rFonts w:hint="eastAsia"/>
+        </w:rPr>
+        <w:t>主义强都无所谓的</w:t>
       </w:r>
     </w:p>
     <w:p>
@@ -5557,11 +6249,19 @@
         <w:widowControl/>
         <w:jc w:val="left"/>
       </w:pPr>
-      <w:r>
-        <w:rPr>
-          <w:rFonts w:hint="eastAsia"/>
-        </w:rPr>
-        <w:t>琪露诺的冻结点数会进行⑨的特色四舍五入，没有4大概是没有，有⑤那大概有⑨点</w:t>
+      <w:proofErr w:type="gramStart"/>
+      <w:r>
+        <w:rPr>
+          <w:rFonts w:hint="eastAsia"/>
+        </w:rPr>
+        <w:t>琪露诺</w:t>
+      </w:r>
+      <w:proofErr w:type="gramEnd"/>
+      <w:r>
+        <w:rPr>
+          <w:rFonts w:hint="eastAsia"/>
+        </w:rPr>
+        <w:t>的冻结点数会进行⑨的特色四舍五入，没有4大概是没有，有⑤那大概有⑨点</w:t>
       </w:r>
     </w:p>
     <w:p>
@@ -5786,23 +6486,65 @@
         <w:rPr>
           <w:rFonts w:hint="eastAsia"/>
         </w:rPr>
-        <w:t>可以大肆玩经典丧尸片里面的梗，伞公司，花园草坪，4人小队，等等。但是这些不包含真实的信息所以注意玩梗的时候要让玩家感觉“这里没有真实的信息”：</w:t>
-      </w:r>
-    </w:p>
-    <w:p>
-      <w:r>
-        <w:rPr>
-          <w:rFonts w:hint="eastAsia"/>
-        </w:rPr>
-        <w:t>比如伞公司的标记最好放在一个保洁公司上，总部在一个便宜商店街然后广告由公司老板亲自拍摄是个吧锅反扣在脑袋上的中年肥胖男人</w:t>
-      </w:r>
-    </w:p>
-    <w:p>
-      <w:r>
-        <w:rPr>
-          <w:rFonts w:hint="eastAsia"/>
-        </w:rPr>
-        <w:t>这部分主要润色“丧尸末日”的世界观让玩家不要那么快跳到下一层。因此比起渲染转折本身最表层的粉底也许才是最容易增加“转折对比度”的地方，应该多下功夫</w:t>
+        <w:t>可以大肆玩经典</w:t>
+      </w:r>
+      <w:proofErr w:type="gramStart"/>
+      <w:r>
+        <w:rPr>
+          <w:rFonts w:hint="eastAsia"/>
+        </w:rPr>
+        <w:t>丧尸片里面</w:t>
+      </w:r>
+      <w:proofErr w:type="gramEnd"/>
+      <w:r>
+        <w:rPr>
+          <w:rFonts w:hint="eastAsia"/>
+        </w:rPr>
+        <w:t>的梗，伞公司，花园草坪，4人小队，等等。但是这些不包含真实的信息所以注意玩梗的时候要让玩家感觉“这里没有真实的信息”：</w:t>
+      </w:r>
+    </w:p>
+    <w:p>
+      <w:r>
+        <w:rPr>
+          <w:rFonts w:hint="eastAsia"/>
+        </w:rPr>
+        <w:t>比如伞公司的标记最好放在一个保洁公司上，总部在一个便宜商店街然后广告由公司老板亲自拍摄是</w:t>
+      </w:r>
+      <w:proofErr w:type="gramStart"/>
+      <w:r>
+        <w:rPr>
+          <w:rFonts w:hint="eastAsia"/>
+        </w:rPr>
+        <w:t>个吧锅反扣在</w:t>
+      </w:r>
+      <w:proofErr w:type="gramEnd"/>
+      <w:r>
+        <w:rPr>
+          <w:rFonts w:hint="eastAsia"/>
+        </w:rPr>
+        <w:t>脑袋上的中年肥胖男人</w:t>
+      </w:r>
+    </w:p>
+    <w:p>
+      <w:r>
+        <w:rPr>
+          <w:rFonts w:hint="eastAsia"/>
+        </w:rPr>
+        <w:t>这部分主要润色“丧尸末日”的世界观让玩家不要那么快跳到下一层。因此比起渲染转折本身</w:t>
+      </w:r>
+      <w:proofErr w:type="gramStart"/>
+      <w:r>
+        <w:rPr>
+          <w:rFonts w:hint="eastAsia"/>
+        </w:rPr>
+        <w:t>最</w:t>
+      </w:r>
+      <w:proofErr w:type="gramEnd"/>
+      <w:r>
+        <w:rPr>
+          <w:rFonts w:hint="eastAsia"/>
+        </w:rPr>
+        <w:t>表层的粉底也许才是最容易增加“转折对比度”的地方，应该多下功夫</w:t>
       </w:r>
     </w:p>
     <w:p/>
@@ -5883,15 +6625,43 @@
         <w:rPr>
           <w:rFonts w:hint="eastAsia"/>
         </w:rPr>
-        <w:t>精明的商业精英拿着诺基亚按键机但公立学校的小朋友就拿着智能机</w:t>
-      </w:r>
-    </w:p>
-    <w:p>
-      <w:r>
-        <w:rPr>
-          <w:rFonts w:hint="eastAsia"/>
-        </w:rPr>
-        <w:t>旅行社宣传的旅游地点依然是现代的热门旅游地点但是为什么到那里的价格都差不多呢？难道不应该是去越远的地方就越贵嘛？</w:t>
+        <w:t>精明的商业精英拿着诺基亚</w:t>
+      </w:r>
+      <w:proofErr w:type="gramStart"/>
+      <w:r>
+        <w:rPr>
+          <w:rFonts w:hint="eastAsia"/>
+        </w:rPr>
+        <w:t>按键机</w:t>
+      </w:r>
+      <w:proofErr w:type="gramEnd"/>
+      <w:r>
+        <w:rPr>
+          <w:rFonts w:hint="eastAsia"/>
+        </w:rPr>
+        <w:t>但公立学校的小朋友就拿着智能机</w:t>
+      </w:r>
+    </w:p>
+    <w:p>
+      <w:r>
+        <w:rPr>
+          <w:rFonts w:hint="eastAsia"/>
+        </w:rPr>
+        <w:t>旅行社宣传的旅游地点依然是现代的热门旅游地</w:t>
+      </w:r>
+      <w:proofErr w:type="gramStart"/>
+      <w:r>
+        <w:rPr>
+          <w:rFonts w:hint="eastAsia"/>
+        </w:rPr>
+        <w:t>点但是</w:t>
+      </w:r>
+      <w:proofErr w:type="gramEnd"/>
+      <w:r>
+        <w:rPr>
+          <w:rFonts w:hint="eastAsia"/>
+        </w:rPr>
+        <w:t>为什么到那里的价格都差不多呢？难道不应该是去越远的地方就越贵嘛？</w:t>
       </w:r>
     </w:p>
     <w:p/>
@@ -6001,11 +6771,33 @@
       </w:r>
     </w:p>
     <w:p>
-      <w:r>
-        <w:rPr>
-          <w:rFonts w:hint="eastAsia"/>
-        </w:rPr>
-        <w:t>“没有感情的肉体在侦测到正常肉体和情感的组合时，会想要把这份情感“塞”回自己的肉体，导致正常人也发生情感暴走从而变成一具空壳”</w:t>
+      <w:proofErr w:type="gramStart"/>
+      <w:r>
+        <w:rPr>
+          <w:rFonts w:hint="eastAsia"/>
+        </w:rPr>
+        <w:t>“</w:t>
+      </w:r>
+      <w:proofErr w:type="gramEnd"/>
+      <w:r>
+        <w:rPr>
+          <w:rFonts w:hint="eastAsia"/>
+        </w:rPr>
+        <w:t>没有感情的肉体在侦测到正常肉体和情感的组合时，会想要把这份情感“塞”回自己的肉体，导致正常人也发生</w:t>
+      </w:r>
+      <w:proofErr w:type="gramStart"/>
+      <w:r>
+        <w:rPr>
+          <w:rFonts w:hint="eastAsia"/>
+        </w:rPr>
+        <w:t>情感暴走从而</w:t>
+      </w:r>
+      <w:proofErr w:type="gramEnd"/>
+      <w:r>
+        <w:rPr>
+          <w:rFonts w:hint="eastAsia"/>
+        </w:rPr>
+        <w:t>变成一具空壳”</w:t>
       </w:r>
     </w:p>
     <w:p>
@@ -6082,7 +6874,21 @@
         <w:rPr>
           <w:rFonts w:hint="eastAsia"/>
         </w:rPr>
-        <w:t>所有问题的根源，哪怕不是全貌GE之际应该让玩家搞明白一部分的背景。当玩家关闭9g</w:t>
+        <w:t>所有问题的根源，哪怕不是全貌GE之际应该让</w:t>
+      </w:r>
+      <w:proofErr w:type="gramStart"/>
+      <w:r>
+        <w:rPr>
+          <w:rFonts w:hint="eastAsia"/>
+        </w:rPr>
+        <w:t>玩家搞</w:t>
+      </w:r>
+      <w:proofErr w:type="gramEnd"/>
+      <w:r>
+        <w:rPr>
+          <w:rFonts w:hint="eastAsia"/>
+        </w:rPr>
+        <w:t>明白一部分的背景。当玩家关闭9g</w:t>
       </w:r>
       <w:r>
         <w:rPr>
@@ -6370,16 +7176,29 @@
           <w:szCs w:val="22"/>
         </w:rPr>
       </w:pPr>
-      <w:r>
-        <w:rPr>
-          <w:rFonts w:asciiTheme="minorHAnsi" w:eastAsiaTheme="minorEastAsia" w:hAnsiTheme="minorHAnsi" w:cstheme="minorBidi"/>
-          <w:b/>
-          <w:bCs/>
-          <w:kern w:val="2"/>
-          <w:sz w:val="21"/>
-          <w:szCs w:val="22"/>
-        </w:rPr>
-        <w:t>点赞刷屏僵尸 (咖啡厅)：</w:t>
+      <w:proofErr w:type="gramStart"/>
+      <w:r>
+        <w:rPr>
+          <w:rFonts w:asciiTheme="minorHAnsi" w:eastAsiaTheme="minorEastAsia" w:hAnsiTheme="minorHAnsi" w:cstheme="minorBidi"/>
+          <w:b/>
+          <w:bCs/>
+          <w:kern w:val="2"/>
+          <w:sz w:val="21"/>
+          <w:szCs w:val="22"/>
+        </w:rPr>
+        <w:t>点赞刷屏</w:t>
+      </w:r>
+      <w:proofErr w:type="gramEnd"/>
+      <w:r>
+        <w:rPr>
+          <w:rFonts w:asciiTheme="minorHAnsi" w:eastAsiaTheme="minorEastAsia" w:hAnsiTheme="minorHAnsi" w:cstheme="minorBidi"/>
+          <w:b/>
+          <w:bCs/>
+          <w:kern w:val="2"/>
+          <w:sz w:val="21"/>
+          <w:szCs w:val="22"/>
+        </w:rPr>
+        <w:t>僵尸 (咖啡厅)：</w:t>
       </w:r>
       <w:r>
         <w:rPr>
@@ -6504,7 +7323,31 @@
           <w:sz w:val="21"/>
           <w:szCs w:val="22"/>
         </w:rPr>
-        <w:t>节点一：遭遇 </w:t>
+        <w:t>节点</w:t>
+      </w:r>
+      <w:proofErr w:type="gramStart"/>
+      <w:r>
+        <w:rPr>
+          <w:rFonts w:asciiTheme="minorHAnsi" w:eastAsiaTheme="minorEastAsia" w:hAnsiTheme="minorHAnsi" w:cstheme="minorBidi"/>
+          <w:b/>
+          <w:bCs/>
+          <w:kern w:val="2"/>
+          <w:sz w:val="21"/>
+          <w:szCs w:val="22"/>
+        </w:rPr>
+        <w:t>一</w:t>
+      </w:r>
+      <w:proofErr w:type="gramEnd"/>
+      <w:r>
+        <w:rPr>
+          <w:rFonts w:asciiTheme="minorHAnsi" w:eastAsiaTheme="minorEastAsia" w:hAnsiTheme="minorHAnsi" w:cstheme="minorBidi"/>
+          <w:b/>
+          <w:bCs/>
+          <w:kern w:val="2"/>
+          <w:sz w:val="21"/>
+          <w:szCs w:val="22"/>
+        </w:rPr>
+        <w:t>：遭遇 </w:t>
       </w:r>
       <w:r>
         <w:rPr>
@@ -6591,16 +7434,62 @@
           <w:sz w:val="21"/>
           <w:szCs w:val="22"/>
         </w:rPr>
-        <w:t>现代职场压力/社会规训</w:t>
-      </w:r>
-      <w:r>
-        <w:rPr>
-          <w:rFonts w:asciiTheme="minorHAnsi" w:eastAsiaTheme="minorEastAsia" w:hAnsiTheme="minorHAnsi" w:cstheme="minorBidi"/>
-          <w:kern w:val="2"/>
-          <w:sz w:val="21"/>
-          <w:szCs w:val="22"/>
-        </w:rPr>
-        <w:t>联系起来，提供指向</w:t>
+        <w:t>现</w:t>
+      </w:r>
+      <w:proofErr w:type="gramStart"/>
+      <w:r>
+        <w:rPr>
+          <w:rFonts w:asciiTheme="minorHAnsi" w:eastAsiaTheme="minorEastAsia" w:hAnsiTheme="minorHAnsi" w:cstheme="minorBidi"/>
+          <w:b/>
+          <w:bCs/>
+          <w:kern w:val="2"/>
+          <w:sz w:val="21"/>
+          <w:szCs w:val="22"/>
+        </w:rPr>
+        <w:t>代职场压力</w:t>
+      </w:r>
+      <w:proofErr w:type="gramEnd"/>
+      <w:r>
+        <w:rPr>
+          <w:rFonts w:asciiTheme="minorHAnsi" w:eastAsiaTheme="minorEastAsia" w:hAnsiTheme="minorHAnsi" w:cstheme="minorBidi"/>
+          <w:b/>
+          <w:bCs/>
+          <w:kern w:val="2"/>
+          <w:sz w:val="21"/>
+          <w:szCs w:val="22"/>
+        </w:rPr>
+        <w:t>/社会</w:t>
+      </w:r>
+      <w:proofErr w:type="gramStart"/>
+      <w:r>
+        <w:rPr>
+          <w:rFonts w:asciiTheme="minorHAnsi" w:eastAsiaTheme="minorEastAsia" w:hAnsiTheme="minorHAnsi" w:cstheme="minorBidi"/>
+          <w:b/>
+          <w:bCs/>
+          <w:kern w:val="2"/>
+          <w:sz w:val="21"/>
+          <w:szCs w:val="22"/>
+        </w:rPr>
+        <w:t>规训</w:t>
+      </w:r>
+      <w:r>
+        <w:rPr>
+          <w:rFonts w:asciiTheme="minorHAnsi" w:eastAsiaTheme="minorEastAsia" w:hAnsiTheme="minorHAnsi" w:cstheme="minorBidi"/>
+          <w:kern w:val="2"/>
+          <w:sz w:val="21"/>
+          <w:szCs w:val="22"/>
+        </w:rPr>
+        <w:t>联系</w:t>
+      </w:r>
+      <w:proofErr w:type="gramEnd"/>
+      <w:r>
+        <w:rPr>
+          <w:rFonts w:asciiTheme="minorHAnsi" w:eastAsiaTheme="minorEastAsia" w:hAnsiTheme="minorHAnsi" w:cstheme="minorBidi"/>
+          <w:kern w:val="2"/>
+          <w:sz w:val="21"/>
+          <w:szCs w:val="22"/>
+        </w:rPr>
+        <w:t>起来，提供指向</w:t>
       </w:r>
       <w:r>
         <w:rPr>
@@ -6677,7 +7566,27 @@
           <w:sz w:val="21"/>
           <w:szCs w:val="22"/>
         </w:rPr>
-        <w:t>。地点本身就暗示职场压力。</w:t>
+        <w:t>。地点本身就</w:t>
+      </w:r>
+      <w:proofErr w:type="gramStart"/>
+      <w:r>
+        <w:rPr>
+          <w:rFonts w:asciiTheme="minorHAnsi" w:eastAsiaTheme="minorEastAsia" w:hAnsiTheme="minorHAnsi" w:cstheme="minorBidi"/>
+          <w:kern w:val="2"/>
+          <w:sz w:val="21"/>
+          <w:szCs w:val="22"/>
+        </w:rPr>
+        <w:t>暗示职场压力</w:t>
+      </w:r>
+      <w:proofErr w:type="gramEnd"/>
+      <w:r>
+        <w:rPr>
+          <w:rFonts w:asciiTheme="minorHAnsi" w:eastAsiaTheme="minorEastAsia" w:hAnsiTheme="minorHAnsi" w:cstheme="minorBidi"/>
+          <w:kern w:val="2"/>
+          <w:sz w:val="21"/>
+          <w:szCs w:val="22"/>
+        </w:rPr>
+        <w:t>。</w:t>
       </w:r>
     </w:p>
     <w:p>
@@ -6731,7 +7640,27 @@
           <w:sz w:val="21"/>
           <w:szCs w:val="22"/>
         </w:rPr>
-        <w:t>哭泣的泰迪熊 (</w:t>
+        <w:t>哭泣的泰</w:t>
+      </w:r>
+      <w:proofErr w:type="gramStart"/>
+      <w:r>
+        <w:rPr>
+          <w:rFonts w:asciiTheme="minorHAnsi" w:eastAsiaTheme="minorEastAsia" w:hAnsiTheme="minorHAnsi" w:cstheme="minorBidi"/>
+          <w:kern w:val="2"/>
+          <w:sz w:val="21"/>
+          <w:szCs w:val="22"/>
+        </w:rPr>
+        <w:t>迪</w:t>
+      </w:r>
+      <w:proofErr w:type="gramEnd"/>
+      <w:r>
+        <w:rPr>
+          <w:rFonts w:asciiTheme="minorHAnsi" w:eastAsiaTheme="minorEastAsia" w:hAnsiTheme="minorHAnsi" w:cstheme="minorBidi"/>
+          <w:kern w:val="2"/>
+          <w:sz w:val="21"/>
+          <w:szCs w:val="22"/>
+        </w:rPr>
+        <w:t>熊 (</w:t>
       </w:r>
       <w:r>
         <w:rPr>
@@ -6767,14 +7696,25 @@
           <w:szCs w:val="22"/>
         </w:rPr>
       </w:pPr>
-      <w:r>
-        <w:rPr>
-          <w:rFonts w:asciiTheme="minorHAnsi" w:eastAsiaTheme="minorEastAsia" w:hAnsiTheme="minorHAnsi" w:cstheme="minorBidi"/>
-          <w:kern w:val="2"/>
-          <w:sz w:val="21"/>
-          <w:szCs w:val="22"/>
-        </w:rPr>
-        <w:t>半血时玩偶破裂，</w:t>
+      <w:proofErr w:type="gramStart"/>
+      <w:r>
+        <w:rPr>
+          <w:rFonts w:asciiTheme="minorHAnsi" w:eastAsiaTheme="minorEastAsia" w:hAnsiTheme="minorHAnsi" w:cstheme="minorBidi"/>
+          <w:kern w:val="2"/>
+          <w:sz w:val="21"/>
+          <w:szCs w:val="22"/>
+        </w:rPr>
+        <w:t>半血时</w:t>
+      </w:r>
+      <w:proofErr w:type="gramEnd"/>
+      <w:r>
+        <w:rPr>
+          <w:rFonts w:asciiTheme="minorHAnsi" w:eastAsiaTheme="minorEastAsia" w:hAnsiTheme="minorHAnsi" w:cstheme="minorBidi"/>
+          <w:kern w:val="2"/>
+          <w:sz w:val="21"/>
+          <w:szCs w:val="22"/>
+        </w:rPr>
+        <w:t>玩偶破裂，</w:t>
       </w:r>
       <w:r>
         <w:rPr>
@@ -6822,7 +7762,6 @@
           <w:sz w:val="21"/>
           <w:szCs w:val="22"/>
         </w:rPr>
-        <w:lastRenderedPageBreak/>
         <w:t>关键线索 (线索1：工牌)：</w:t>
       </w:r>
     </w:p>
@@ -6851,7 +7790,31 @@
           <w:sz w:val="21"/>
           <w:szCs w:val="22"/>
         </w:rPr>
-        <w:t>绝大多数工牌属于同一家公司：FOX Communications (通信公司)</w:t>
+        <w:t>绝大多数工</w:t>
+      </w:r>
+      <w:proofErr w:type="gramStart"/>
+      <w:r>
+        <w:rPr>
+          <w:rFonts w:asciiTheme="minorHAnsi" w:eastAsiaTheme="minorEastAsia" w:hAnsiTheme="minorHAnsi" w:cstheme="minorBidi"/>
+          <w:b/>
+          <w:bCs/>
+          <w:kern w:val="2"/>
+          <w:sz w:val="21"/>
+          <w:szCs w:val="22"/>
+        </w:rPr>
+        <w:t>牌属于</w:t>
+      </w:r>
+      <w:proofErr w:type="gramEnd"/>
+      <w:r>
+        <w:rPr>
+          <w:rFonts w:asciiTheme="minorHAnsi" w:eastAsiaTheme="minorEastAsia" w:hAnsiTheme="minorHAnsi" w:cstheme="minorBidi"/>
+          <w:b/>
+          <w:bCs/>
+          <w:kern w:val="2"/>
+          <w:sz w:val="21"/>
+          <w:szCs w:val="22"/>
+        </w:rPr>
+        <w:t>同一家公司：FOX Communications (通信公司)</w:t>
       </w:r>
       <w:r>
         <w:rPr>
@@ -7380,14 +8343,45 @@
           <w:szCs w:val="22"/>
         </w:rPr>
       </w:pPr>
-      <w:r>
-        <w:rPr>
-          <w:rFonts w:asciiTheme="minorHAnsi" w:eastAsiaTheme="minorEastAsia" w:hAnsiTheme="minorHAnsi" w:cstheme="minorBidi"/>
-          <w:kern w:val="2"/>
-          <w:sz w:val="21"/>
-          <w:szCs w:val="22"/>
-        </w:rPr>
-        <w:t>半血狂暴化，教袍盔甲和战锤形态极具视觉冲击力，象征狂信的破坏力。</w:t>
+      <w:proofErr w:type="gramStart"/>
+      <w:r>
+        <w:rPr>
+          <w:rFonts w:asciiTheme="minorHAnsi" w:eastAsiaTheme="minorEastAsia" w:hAnsiTheme="minorHAnsi" w:cstheme="minorBidi"/>
+          <w:kern w:val="2"/>
+          <w:sz w:val="21"/>
+          <w:szCs w:val="22"/>
+        </w:rPr>
+        <w:t>半血狂暴</w:t>
+      </w:r>
+      <w:proofErr w:type="gramEnd"/>
+      <w:r>
+        <w:rPr>
+          <w:rFonts w:asciiTheme="minorHAnsi" w:eastAsiaTheme="minorEastAsia" w:hAnsiTheme="minorHAnsi" w:cstheme="minorBidi"/>
+          <w:kern w:val="2"/>
+          <w:sz w:val="21"/>
+          <w:szCs w:val="22"/>
+        </w:rPr>
+        <w:t>化，教袍盔甲和</w:t>
+      </w:r>
+      <w:proofErr w:type="gramStart"/>
+      <w:r>
+        <w:rPr>
+          <w:rFonts w:asciiTheme="minorHAnsi" w:eastAsiaTheme="minorEastAsia" w:hAnsiTheme="minorHAnsi" w:cstheme="minorBidi"/>
+          <w:kern w:val="2"/>
+          <w:sz w:val="21"/>
+          <w:szCs w:val="22"/>
+        </w:rPr>
+        <w:t>战锤</w:t>
+      </w:r>
+      <w:proofErr w:type="gramEnd"/>
+      <w:r>
+        <w:rPr>
+          <w:rFonts w:asciiTheme="minorHAnsi" w:eastAsiaTheme="minorEastAsia" w:hAnsiTheme="minorHAnsi" w:cstheme="minorBidi"/>
+          <w:kern w:val="2"/>
+          <w:sz w:val="21"/>
+          <w:szCs w:val="22"/>
+        </w:rPr>
+        <w:t>形态极具视觉冲击力，象征狂信的破坏力。</w:t>
       </w:r>
     </w:p>
     <w:p>
@@ -7630,8 +8624,21 @@
           <w:sz w:val="21"/>
           <w:szCs w:val="22"/>
         </w:rPr>
-        <w:t>淡蓝色⑨号球</w:t>
-      </w:r>
+        <w:t>淡蓝色⑨</w:t>
+      </w:r>
+      <w:proofErr w:type="gramStart"/>
+      <w:r>
+        <w:rPr>
+          <w:rFonts w:asciiTheme="minorHAnsi" w:eastAsiaTheme="minorEastAsia" w:hAnsiTheme="minorHAnsi" w:cstheme="minorBidi"/>
+          <w:b/>
+          <w:bCs/>
+          <w:kern w:val="2"/>
+          <w:sz w:val="21"/>
+          <w:szCs w:val="22"/>
+        </w:rPr>
+        <w:t>号球</w:t>
+      </w:r>
+      <w:proofErr w:type="gramEnd"/>
       <w:r>
         <w:rPr>
           <w:rFonts w:asciiTheme="minorHAnsi" w:eastAsiaTheme="minorEastAsia" w:hAnsiTheme="minorHAnsi" w:cstheme="minorBidi"/>
@@ -7665,7 +8672,6 @@
           <w:sz w:val="21"/>
           <w:szCs w:val="22"/>
         </w:rPr>
-        <w:lastRenderedPageBreak/>
         <w:t>环境线索：广场上最大的、破损的广告牌，依稀可见 </w:t>
       </w:r>
       <w:r>
@@ -8055,7 +9061,27 @@
           <w:sz w:val="21"/>
           <w:szCs w:val="22"/>
         </w:rPr>
-        <w:t>) 由各种“赶时间”的腿（西裤、运动鞋、高跟鞋）组成，疯狂看卡通手表，象征现代人被时间奴役的焦虑。</w:t>
+        <w:t>) 由各种“赶时间”的腿（西裤、运动鞋、高跟鞋）组成，</w:t>
+      </w:r>
+      <w:proofErr w:type="gramStart"/>
+      <w:r>
+        <w:rPr>
+          <w:rFonts w:asciiTheme="minorHAnsi" w:eastAsiaTheme="minorEastAsia" w:hAnsiTheme="minorHAnsi" w:cstheme="minorBidi"/>
+          <w:kern w:val="2"/>
+          <w:sz w:val="21"/>
+          <w:szCs w:val="22"/>
+        </w:rPr>
+        <w:t>疯狂看</w:t>
+      </w:r>
+      <w:proofErr w:type="gramEnd"/>
+      <w:r>
+        <w:rPr>
+          <w:rFonts w:asciiTheme="minorHAnsi" w:eastAsiaTheme="minorEastAsia" w:hAnsiTheme="minorHAnsi" w:cstheme="minorBidi"/>
+          <w:kern w:val="2"/>
+          <w:sz w:val="21"/>
+          <w:szCs w:val="22"/>
+        </w:rPr>
+        <w:t>卡通手表，象征现代人被时间奴役的焦虑。</w:t>
       </w:r>
     </w:p>
     <w:p>
@@ -8107,7 +9133,27 @@
           <w:sz w:val="21"/>
           <w:szCs w:val="22"/>
         </w:rPr>
-        <w:t>第二阶段钟楼皮皮虾在沼泽中，象征在时间泥沼中挣扎。</w:t>
+        <w:t>第二阶段钟楼皮</w:t>
+      </w:r>
+      <w:proofErr w:type="gramStart"/>
+      <w:r>
+        <w:rPr>
+          <w:rFonts w:asciiTheme="minorHAnsi" w:eastAsiaTheme="minorEastAsia" w:hAnsiTheme="minorHAnsi" w:cstheme="minorBidi"/>
+          <w:kern w:val="2"/>
+          <w:sz w:val="21"/>
+          <w:szCs w:val="22"/>
+        </w:rPr>
+        <w:t>皮</w:t>
+      </w:r>
+      <w:proofErr w:type="gramEnd"/>
+      <w:r>
+        <w:rPr>
+          <w:rFonts w:asciiTheme="minorHAnsi" w:eastAsiaTheme="minorEastAsia" w:hAnsiTheme="minorHAnsi" w:cstheme="minorBidi"/>
+          <w:kern w:val="2"/>
+          <w:sz w:val="21"/>
+          <w:szCs w:val="22"/>
+        </w:rPr>
+        <w:t>虾在沼泽中，象征在时间泥沼中挣扎。</w:t>
       </w:r>
     </w:p>
     <w:p>
@@ -8417,7 +9463,6 @@
           <w:sz w:val="21"/>
           <w:szCs w:val="22"/>
         </w:rPr>
-        <w:lastRenderedPageBreak/>
         <w:t>逻辑链第四步 (玩家推论)：</w:t>
       </w:r>
       <w:r>
@@ -8514,7 +9559,31 @@
           <w:sz w:val="21"/>
           <w:szCs w:val="22"/>
         </w:rPr>
-        <w:t> (消费主义) &amp; 琪露诺 (9g) - 抵达核心</w:t>
+        <w:t xml:space="preserve"> (消费主义) &amp; </w:t>
+      </w:r>
+      <w:proofErr w:type="gramStart"/>
+      <w:r>
+        <w:rPr>
+          <w:rFonts w:asciiTheme="minorHAnsi" w:eastAsiaTheme="minorEastAsia" w:hAnsiTheme="minorHAnsi" w:cstheme="minorBidi"/>
+          <w:b/>
+          <w:bCs/>
+          <w:kern w:val="2"/>
+          <w:sz w:val="21"/>
+          <w:szCs w:val="22"/>
+        </w:rPr>
+        <w:t>琪露诺</w:t>
+      </w:r>
+      <w:proofErr w:type="gramEnd"/>
+      <w:r>
+        <w:rPr>
+          <w:rFonts w:asciiTheme="minorHAnsi" w:eastAsiaTheme="minorEastAsia" w:hAnsiTheme="minorHAnsi" w:cstheme="minorBidi"/>
+          <w:b/>
+          <w:bCs/>
+          <w:kern w:val="2"/>
+          <w:sz w:val="21"/>
+          <w:szCs w:val="22"/>
+        </w:rPr>
+        <w:t xml:space="preserve"> (9g) - 抵达核心</w:t>
       </w:r>
     </w:p>
     <w:p>
@@ -8583,7 +9652,27 @@
           <w:sz w:val="21"/>
           <w:szCs w:val="22"/>
         </w:rPr>
-        <w:t>迎战三阶段副Boss </w:t>
+        <w:t>迎战三</w:t>
+      </w:r>
+      <w:proofErr w:type="gramStart"/>
+      <w:r>
+        <w:rPr>
+          <w:rFonts w:asciiTheme="minorHAnsi" w:eastAsiaTheme="minorEastAsia" w:hAnsiTheme="minorHAnsi" w:cstheme="minorBidi"/>
+          <w:kern w:val="2"/>
+          <w:sz w:val="21"/>
+          <w:szCs w:val="22"/>
+        </w:rPr>
+        <w:t>阶段副</w:t>
+      </w:r>
+      <w:proofErr w:type="gramEnd"/>
+      <w:r>
+        <w:rPr>
+          <w:rFonts w:asciiTheme="minorHAnsi" w:eastAsiaTheme="minorEastAsia" w:hAnsiTheme="minorHAnsi" w:cstheme="minorBidi"/>
+          <w:kern w:val="2"/>
+          <w:sz w:val="21"/>
+          <w:szCs w:val="22"/>
+        </w:rPr>
+        <w:t>Boss </w:t>
       </w:r>
       <w:r>
         <w:rPr>
@@ -8600,7 +9689,27 @@
           <w:sz w:val="21"/>
           <w:szCs w:val="22"/>
         </w:rPr>
-        <w:t> (潮玩→运动鞋→化妆品)，其形象和攻击方式本身就是对消费主义赤裸裸的嘲讽和具象化。</w:t>
+        <w:t> (</w:t>
+      </w:r>
+      <w:proofErr w:type="gramStart"/>
+      <w:r>
+        <w:rPr>
+          <w:rFonts w:asciiTheme="minorHAnsi" w:eastAsiaTheme="minorEastAsia" w:hAnsiTheme="minorHAnsi" w:cstheme="minorBidi"/>
+          <w:kern w:val="2"/>
+          <w:sz w:val="21"/>
+          <w:szCs w:val="22"/>
+        </w:rPr>
+        <w:t>潮玩</w:t>
+      </w:r>
+      <w:proofErr w:type="gramEnd"/>
+      <w:r>
+        <w:rPr>
+          <w:rFonts w:asciiTheme="minorHAnsi" w:eastAsiaTheme="minorEastAsia" w:hAnsiTheme="minorHAnsi" w:cstheme="minorBidi"/>
+          <w:kern w:val="2"/>
+          <w:sz w:val="21"/>
+          <w:szCs w:val="22"/>
+        </w:rPr>
+        <w:t>→运动鞋→化妆品)，其形象和攻击方式本身就是对消费主义赤裸裸的嘲讽和具象化。</w:t>
       </w:r>
     </w:p>
     <w:p>
@@ -8654,7 +9763,31 @@
           <w:sz w:val="21"/>
           <w:szCs w:val="22"/>
         </w:rPr>
-        <w:t>9G 核心控制台/琪露诺化身</w:t>
+        <w:t>9G 核心控制台/</w:t>
+      </w:r>
+      <w:proofErr w:type="gramStart"/>
+      <w:r>
+        <w:rPr>
+          <w:rFonts w:asciiTheme="minorHAnsi" w:eastAsiaTheme="minorEastAsia" w:hAnsiTheme="minorHAnsi" w:cstheme="minorBidi"/>
+          <w:b/>
+          <w:bCs/>
+          <w:kern w:val="2"/>
+          <w:sz w:val="21"/>
+          <w:szCs w:val="22"/>
+        </w:rPr>
+        <w:t>琪露诺</w:t>
+      </w:r>
+      <w:proofErr w:type="gramEnd"/>
+      <w:r>
+        <w:rPr>
+          <w:rFonts w:asciiTheme="minorHAnsi" w:eastAsiaTheme="minorEastAsia" w:hAnsiTheme="minorHAnsi" w:cstheme="minorBidi"/>
+          <w:b/>
+          <w:bCs/>
+          <w:kern w:val="2"/>
+          <w:sz w:val="21"/>
+          <w:szCs w:val="22"/>
+        </w:rPr>
+        <w:t>化身</w:t>
       </w:r>
       <w:r>
         <w:rPr>
@@ -8783,7 +9916,27 @@
           <w:sz w:val="21"/>
           <w:szCs w:val="22"/>
         </w:rPr>
-        <w:t> 的广告，主角是…一个摆着不二家表情的Q版琪露诺！</w:t>
+        <w:t> 的广告，主角是…一个摆着不二家表情的Q</w:t>
+      </w:r>
+      <w:proofErr w:type="gramStart"/>
+      <w:r>
+        <w:rPr>
+          <w:rFonts w:asciiTheme="minorHAnsi" w:eastAsiaTheme="minorEastAsia" w:hAnsiTheme="minorHAnsi" w:cstheme="minorBidi"/>
+          <w:kern w:val="2"/>
+          <w:sz w:val="21"/>
+          <w:szCs w:val="22"/>
+        </w:rPr>
+        <w:t>版琪露诺</w:t>
+      </w:r>
+      <w:proofErr w:type="gramEnd"/>
+      <w:r>
+        <w:rPr>
+          <w:rFonts w:asciiTheme="minorHAnsi" w:eastAsiaTheme="minorEastAsia" w:hAnsiTheme="minorHAnsi" w:cstheme="minorBidi"/>
+          <w:kern w:val="2"/>
+          <w:sz w:val="21"/>
+          <w:szCs w:val="22"/>
+        </w:rPr>
+        <w:t>！</w:t>
       </w:r>
     </w:p>
     <w:p>
@@ -8957,7 +10110,31 @@
           <w:sz w:val="21"/>
           <w:szCs w:val="22"/>
         </w:rPr>
-        <w:t>剥离/扭曲全卫星居民情感</w:t>
+        <w:t>剥离/</w:t>
+      </w:r>
+      <w:proofErr w:type="gramStart"/>
+      <w:r>
+        <w:rPr>
+          <w:rFonts w:asciiTheme="minorHAnsi" w:eastAsiaTheme="minorEastAsia" w:hAnsiTheme="minorHAnsi" w:cstheme="minorBidi"/>
+          <w:b/>
+          <w:bCs/>
+          <w:kern w:val="2"/>
+          <w:sz w:val="21"/>
+          <w:szCs w:val="22"/>
+        </w:rPr>
+        <w:t>扭曲全</w:t>
+      </w:r>
+      <w:proofErr w:type="gramEnd"/>
+      <w:r>
+        <w:rPr>
+          <w:rFonts w:asciiTheme="minorHAnsi" w:eastAsiaTheme="minorEastAsia" w:hAnsiTheme="minorHAnsi" w:cstheme="minorBidi"/>
+          <w:b/>
+          <w:bCs/>
+          <w:kern w:val="2"/>
+          <w:sz w:val="21"/>
+          <w:szCs w:val="22"/>
+        </w:rPr>
+        <w:t>卫星居民情感</w:t>
       </w:r>
       <w:r>
         <w:rPr>
@@ -9006,14 +10183,1493 @@
           <w:sz w:val="21"/>
           <w:szCs w:val="22"/>
         </w:rPr>
-        <w:t> → 酿成灾难。关闭9G或逃离成为唯二选择。</w:t>
-      </w:r>
-    </w:p>
-    <w:p>
-      <w:pPr>
-        <w:rPr>
-          <w:b/>
-          <w:bCs/>
+        <w:t> → 酿成灾难。关闭9G或逃离</w:t>
+      </w:r>
+      <w:proofErr w:type="gramStart"/>
+      <w:r>
+        <w:rPr>
+          <w:rFonts w:asciiTheme="minorHAnsi" w:eastAsiaTheme="minorEastAsia" w:hAnsiTheme="minorHAnsi" w:cstheme="minorBidi"/>
+          <w:kern w:val="2"/>
+          <w:sz w:val="21"/>
+          <w:szCs w:val="22"/>
+        </w:rPr>
+        <w:t>成为唯二选择</w:t>
+      </w:r>
+      <w:proofErr w:type="gramEnd"/>
+      <w:r>
+        <w:rPr>
+          <w:rFonts w:asciiTheme="minorHAnsi" w:eastAsiaTheme="minorEastAsia" w:hAnsiTheme="minorHAnsi" w:cstheme="minorBidi"/>
+          <w:kern w:val="2"/>
+          <w:sz w:val="21"/>
+          <w:szCs w:val="22"/>
+        </w:rPr>
+        <w:t>。</w:t>
+      </w:r>
+    </w:p>
+    <w:p>
+      <w:pPr>
+        <w:rPr>
+          <w:rFonts w:hint="eastAsia"/>
+          <w:b/>
+          <w:bCs/>
+        </w:rPr>
+      </w:pPr>
+    </w:p>
+    <w:p>
+      <w:pPr>
+        <w:pStyle w:val="3"/>
+        <w:rPr>
+          <w:sz w:val="36"/>
+          <w:szCs w:val="36"/>
+        </w:rPr>
+      </w:pPr>
+      <w:proofErr w:type="gramStart"/>
+      <w:r>
+        <w:rPr>
+          <w:rFonts w:hint="eastAsia"/>
+          <w:sz w:val="36"/>
+          <w:szCs w:val="36"/>
+        </w:rPr>
+        <w:t>前传式世界观</w:t>
+      </w:r>
+      <w:proofErr w:type="gramEnd"/>
+    </w:p>
+    <w:p>
+      <w:pPr>
+        <w:rPr>
+          <w:rStyle w:val="ab"/>
+          <w:i w:val="0"/>
+          <w:iCs w:val="0"/>
+          <w:sz w:val="24"/>
+          <w:szCs w:val="24"/>
+        </w:rPr>
+      </w:pPr>
+      <w:r>
+        <w:rPr>
+          <w:rStyle w:val="ab"/>
+          <w:rFonts w:hint="eastAsia"/>
+          <w:i w:val="0"/>
+          <w:iCs w:val="0"/>
+          <w:sz w:val="24"/>
+          <w:szCs w:val="24"/>
+        </w:rPr>
+        <w:t>1</w:t>
+      </w:r>
+      <w:r>
+        <w:rPr>
+          <w:rStyle w:val="ab"/>
+          <w:i w:val="0"/>
+          <w:iCs w:val="0"/>
+          <w:sz w:val="24"/>
+          <w:szCs w:val="24"/>
+        </w:rPr>
+        <w:t>.</w:t>
+      </w:r>
+      <w:r>
+        <w:rPr>
+          <w:rStyle w:val="ab"/>
+          <w:rFonts w:hint="eastAsia"/>
+          <w:i w:val="0"/>
+          <w:iCs w:val="0"/>
+          <w:sz w:val="24"/>
+          <w:szCs w:val="24"/>
+        </w:rPr>
+        <w:t>卫星城的建立</w:t>
+      </w:r>
+    </w:p>
+    <w:p>
+      <w:r>
+        <w:rPr>
+          <w:rFonts w:hint="eastAsia"/>
+        </w:rPr>
+        <w:t>故事开始大概一两个世纪之前，人类文明建立太空卫星的技术已经趋于成熟，只要有足够的资源就可以在无垠的宇宙建立一个卫星，这是一项见效比改造星球快得多，而且选地更自由的投资。</w:t>
+      </w:r>
+    </w:p>
+    <w:p>
+      <w:r>
+        <w:rPr>
+          <w:rFonts w:hint="eastAsia"/>
+        </w:rPr>
+        <w:t>而早期的fox集团</w:t>
+      </w:r>
+      <w:r>
+        <w:rPr>
+          <w:rFonts w:hint="eastAsia"/>
+        </w:rPr>
+        <w:t>（捏他2</w:t>
+      </w:r>
+      <w:r>
+        <w:t>1</w:t>
+      </w:r>
+      <w:r>
+        <w:rPr>
+          <w:rFonts w:hint="eastAsia"/>
+        </w:rPr>
+        <w:t>世纪福克斯）</w:t>
+      </w:r>
+      <w:r>
+        <w:rPr>
+          <w:rFonts w:hint="eastAsia"/>
+        </w:rPr>
+        <w:t>以及其他财团共同立</w:t>
+      </w:r>
+      <w:r>
+        <w:rPr>
+          <w:rFonts w:hint="eastAsia"/>
+        </w:rPr>
+        <w:t>案了这个“2</w:t>
+      </w:r>
+      <w:r>
+        <w:t>1</w:t>
+      </w:r>
+      <w:r>
+        <w:rPr>
+          <w:rFonts w:hint="eastAsia"/>
+        </w:rPr>
+        <w:t>世纪卫星城”</w:t>
+      </w:r>
+    </w:p>
+    <w:p>
+      <w:r>
+        <w:rPr>
+          <w:rFonts w:hint="eastAsia"/>
+        </w:rPr>
+        <w:t>其主要目的包括：</w:t>
+      </w:r>
+    </w:p>
+    <w:p>
+      <w:pPr>
+        <w:pStyle w:val="ad"/>
+        <w:numPr>
+          <w:ilvl w:val="0"/>
+          <w:numId w:val="21"/>
+        </w:numPr>
+        <w:ind w:firstLineChars="0"/>
+      </w:pPr>
+      <w:r>
+        <w:rPr>
+          <w:rFonts w:hint="eastAsia"/>
+        </w:rPr>
+        <w:t>提供给现代人一种2</w:t>
+      </w:r>
+      <w:r>
+        <w:t>1</w:t>
+      </w:r>
+      <w:r>
+        <w:rPr>
+          <w:rFonts w:hint="eastAsia"/>
+        </w:rPr>
+        <w:t>世纪的生活方式</w:t>
+      </w:r>
+    </w:p>
+    <w:p>
+      <w:pPr>
+        <w:pStyle w:val="ad"/>
+        <w:numPr>
+          <w:ilvl w:val="0"/>
+          <w:numId w:val="21"/>
+        </w:numPr>
+        <w:ind w:firstLineChars="0"/>
+      </w:pPr>
+      <w:r>
+        <w:rPr>
+          <w:rFonts w:hint="eastAsia"/>
+        </w:rPr>
+        <w:t>提供给2</w:t>
+      </w:r>
+      <w:r>
+        <w:t>1</w:t>
+      </w:r>
+      <w:r>
+        <w:rPr>
+          <w:rFonts w:hint="eastAsia"/>
+        </w:rPr>
+        <w:t>世纪的冷冻人适应现代，乃至于一个可以长居的地方</w:t>
+      </w:r>
+    </w:p>
+    <w:p>
+      <w:pPr>
+        <w:pStyle w:val="ad"/>
+        <w:numPr>
+          <w:ilvl w:val="0"/>
+          <w:numId w:val="21"/>
+        </w:numPr>
+        <w:ind w:firstLineChars="0"/>
+      </w:pPr>
+      <w:r>
+        <w:rPr>
+          <w:rFonts w:hint="eastAsia"/>
+        </w:rPr>
+        <w:t>给2</w:t>
+      </w:r>
+      <w:r>
+        <w:t>1</w:t>
+      </w:r>
+      <w:r>
+        <w:rPr>
+          <w:rFonts w:hint="eastAsia"/>
+        </w:rPr>
+        <w:t>世纪文化迷们一个沉浸式的历史体验</w:t>
+      </w:r>
+    </w:p>
+    <w:p/>
+    <w:p>
+      <w:r>
+        <w:rPr>
+          <w:rFonts w:hint="eastAsia"/>
+        </w:rPr>
+        <w:t>这是一个相当成功的企划，虽然谈不上文化</w:t>
+      </w:r>
+      <w:proofErr w:type="gramStart"/>
+      <w:r>
+        <w:rPr>
+          <w:rFonts w:hint="eastAsia"/>
+        </w:rPr>
+        <w:t>统治力但2</w:t>
+      </w:r>
+      <w:r>
+        <w:t>1</w:t>
+      </w:r>
+      <w:r>
+        <w:rPr>
+          <w:rFonts w:hint="eastAsia"/>
+        </w:rPr>
+        <w:t>世纪初</w:t>
+      </w:r>
+      <w:proofErr w:type="gramEnd"/>
+      <w:r>
+        <w:rPr>
+          <w:rFonts w:hint="eastAsia"/>
+        </w:rPr>
+        <w:t>的不少文化产品一直都有稳定的受众，一些狂热的粉丝甚至坚持用那种方式生活并教育儿女。2</w:t>
+      </w:r>
+      <w:r>
+        <w:t>1</w:t>
+      </w:r>
+      <w:r>
+        <w:rPr>
+          <w:rFonts w:hint="eastAsia"/>
+        </w:rPr>
+        <w:t>世纪卫星城简称2</w:t>
+      </w:r>
+      <w:r>
+        <w:t>1</w:t>
+      </w:r>
+      <w:r>
+        <w:rPr>
+          <w:rFonts w:hint="eastAsia"/>
+        </w:rPr>
+        <w:t>市很快成为了相当一部分人口的定居点乃至文化故乡。又由于2</w:t>
+      </w:r>
+      <w:r>
+        <w:t>1</w:t>
+      </w:r>
+      <w:r>
+        <w:rPr>
+          <w:rFonts w:hint="eastAsia"/>
+        </w:rPr>
+        <w:t>世纪已经启用冷冻技术相当的冷冻人以及大量的媒体存档能为企划提供充足的文化指导。作为企划的大股东fox集团自然也成为了卫星城的领导层之一</w:t>
+      </w:r>
+    </w:p>
+    <w:p>
+      <w:r>
+        <w:rPr>
+          <w:rFonts w:hint="eastAsia"/>
+        </w:rPr>
+        <w:t>2</w:t>
+      </w:r>
+      <w:r>
+        <w:t>1</w:t>
+      </w:r>
+      <w:r>
+        <w:rPr>
+          <w:rFonts w:hint="eastAsia"/>
+        </w:rPr>
+        <w:t>市的传统从来都是为了达成（1）和（2），偶尔提供（3）作为资金盈利的手段</w:t>
+      </w:r>
+    </w:p>
+    <w:p/>
+    <w:p>
+      <w:r>
+        <w:rPr>
+          <w:rFonts w:hint="eastAsia"/>
+        </w:rPr>
+        <w:t>2</w:t>
+      </w:r>
+      <w:r>
+        <w:t>.</w:t>
+      </w:r>
+      <w:r>
+        <w:rPr>
+          <w:rFonts w:hint="eastAsia"/>
+        </w:rPr>
+        <w:t>C</w:t>
+      </w:r>
+      <w:proofErr w:type="gramStart"/>
+      <w:r>
+        <w:rPr>
+          <w:rFonts w:hint="eastAsia"/>
+        </w:rPr>
+        <w:t>总以及</w:t>
+      </w:r>
+      <w:proofErr w:type="gramEnd"/>
+      <w:r>
+        <w:rPr>
+          <w:rFonts w:hint="eastAsia"/>
+        </w:rPr>
+        <w:t>9g企划</w:t>
+      </w:r>
+    </w:p>
+    <w:p>
+      <w:r>
+        <w:rPr>
+          <w:rFonts w:hint="eastAsia"/>
+        </w:rPr>
+        <w:t>C总是故事开始的那个年代fox的年青一代，是一位集技术，人际与博弈于一身的天才，</w:t>
+      </w:r>
+      <w:r>
+        <w:rPr>
+          <w:rFonts w:hint="eastAsia"/>
+        </w:rPr>
+        <w:t>那种商战戏里头会出现的完美野心家。</w:t>
+      </w:r>
+      <w:r>
+        <w:rPr>
+          <w:rFonts w:hint="eastAsia"/>
+        </w:rPr>
+        <w:t>而C总已经靠剧本外的各种奋斗已经提前干到董事会的末席，不靠继承而且还有上一代的继承权。</w:t>
+      </w:r>
+    </w:p>
+    <w:p>
+      <w:r>
+        <w:rPr>
+          <w:rFonts w:hint="eastAsia"/>
+        </w:rPr>
+        <w:t>C总认为为了进一步增加2</w:t>
+      </w:r>
+      <w:r>
+        <w:t>1</w:t>
+      </w:r>
+      <w:r>
+        <w:rPr>
+          <w:rFonts w:hint="eastAsia"/>
+        </w:rPr>
+        <w:t>市的盈利应该反过来让（1）和（2）去为（3）服务。这一点遭到了绝大多数2</w:t>
+      </w:r>
+      <w:r>
+        <w:t>1</w:t>
+      </w:r>
+      <w:r>
+        <w:rPr>
+          <w:rFonts w:hint="eastAsia"/>
+        </w:rPr>
+        <w:t>市市民的反对，他们想要守护自己的生活方式，而不是成为游客的npc。</w:t>
+      </w:r>
+    </w:p>
+    <w:p>
+      <w:pPr>
+        <w:rPr>
+          <w:rFonts w:hint="eastAsia"/>
+        </w:rPr>
+      </w:pPr>
+      <w:r>
+        <w:rPr>
+          <w:rFonts w:hint="eastAsia"/>
+        </w:rPr>
+        <w:t>于是在地图里可以的看到类似“第一大道”这种原住民的生活区以及“2</w:t>
+      </w:r>
+      <w:r>
+        <w:t>1</w:t>
+      </w:r>
+      <w:r>
+        <w:rPr>
+          <w:rFonts w:hint="eastAsia"/>
+        </w:rPr>
+        <w:t>世纪路”这种明显是用来讨好游客的地区。进一步细化的话还能看到由冷冻人主导的纸</w:t>
+      </w:r>
+      <w:proofErr w:type="gramStart"/>
+      <w:r>
+        <w:rPr>
+          <w:rFonts w:hint="eastAsia"/>
+        </w:rPr>
+        <w:t>媒以及</w:t>
+      </w:r>
+      <w:proofErr w:type="gramEnd"/>
+      <w:r>
+        <w:rPr>
+          <w:rFonts w:hint="eastAsia"/>
+        </w:rPr>
+        <w:t>一些专门为了讨好游客的“2</w:t>
+      </w:r>
+      <w:r>
+        <w:t>1</w:t>
+      </w:r>
+      <w:r>
+        <w:rPr>
+          <w:rFonts w:hint="eastAsia"/>
+        </w:rPr>
+        <w:t>世纪公园”以及宗教世俗化宗教主题的“伊甸商场”</w:t>
+      </w:r>
+    </w:p>
+    <w:p>
+      <w:r>
+        <w:rPr>
+          <w:rFonts w:hint="eastAsia"/>
+        </w:rPr>
+        <w:t>而这就是9g的作用，这其实是c总为了强行推进自己的</w:t>
+      </w:r>
+      <w:proofErr w:type="gramStart"/>
+      <w:r>
+        <w:rPr>
+          <w:rFonts w:hint="eastAsia"/>
+        </w:rPr>
+        <w:t>企划但</w:t>
+      </w:r>
+      <w:proofErr w:type="gramEnd"/>
+      <w:r>
+        <w:rPr>
+          <w:rFonts w:hint="eastAsia"/>
+        </w:rPr>
+        <w:t>也拿出实绩让市民们闭嘴：</w:t>
+      </w:r>
+    </w:p>
+    <w:p>
+      <w:r>
+        <w:rPr>
+          <w:rFonts w:hint="eastAsia"/>
+        </w:rPr>
+        <w:t>无装置</w:t>
+      </w:r>
+      <w:proofErr w:type="spellStart"/>
+      <w:r>
+        <w:rPr>
+          <w:rFonts w:hint="eastAsia"/>
+        </w:rPr>
+        <w:t>ar</w:t>
+      </w:r>
+      <w:proofErr w:type="spellEnd"/>
+      <w:r>
+        <w:rPr>
+          <w:rFonts w:hint="eastAsia"/>
+        </w:rPr>
+        <w:t>能很好地将（1）和（2）的人和（3）分割</w:t>
+      </w:r>
+      <w:r>
+        <w:rPr>
+          <w:rFonts w:hint="eastAsia"/>
+        </w:rPr>
+        <w:t>。只是那样的技术即使在那里的未来也没法稳定办到，于是C总使用了一个未能被完全解明的前文明遗物。并利用了她于现任2</w:t>
+      </w:r>
+      <w:r>
+        <w:t>1</w:t>
+      </w:r>
+      <w:proofErr w:type="gramStart"/>
+      <w:r>
+        <w:rPr>
+          <w:rFonts w:hint="eastAsia"/>
+        </w:rPr>
+        <w:t>市</w:t>
+      </w:r>
+      <w:proofErr w:type="gramEnd"/>
+      <w:r>
+        <w:rPr>
+          <w:rFonts w:hint="eastAsia"/>
+        </w:rPr>
+        <w:t>市长D长官</w:t>
+      </w:r>
+      <w:r>
+        <w:t>—</w:t>
+      </w:r>
+      <w:r>
+        <w:rPr>
+          <w:rFonts w:hint="eastAsia"/>
+        </w:rPr>
+        <w:t>也是她妹妹的私人关系以及集团施压强行通过了这个走钢丝的企划“</w:t>
+      </w:r>
+      <w:r>
+        <w:t>9</w:t>
+      </w:r>
+      <w:r>
+        <w:rPr>
+          <w:rFonts w:hint="eastAsia"/>
+        </w:rPr>
+        <w:t>g”</w:t>
+      </w:r>
+    </w:p>
+    <w:p>
+      <w:r>
+        <w:rPr>
+          <w:rFonts w:hint="eastAsia"/>
+        </w:rPr>
+        <w:lastRenderedPageBreak/>
+        <w:t>但是实际上9g启动却让所有人的情感脱离了身体。于是导致了我们故事的开始</w:t>
+      </w:r>
+    </w:p>
+    <w:p/>
+    <w:p/>
+    <w:p>
+      <w:r>
+        <w:rPr>
+          <w:rFonts w:hint="eastAsia"/>
+        </w:rPr>
+        <w:t>最后如果达成了好结局，博士会因为被埋在地下（zero葬礼）启动了复活程序并在主角们按下按钮前算计变成</w:t>
+      </w:r>
+      <w:proofErr w:type="gramStart"/>
+      <w:r>
+        <w:rPr>
+          <w:rFonts w:hint="eastAsia"/>
+        </w:rPr>
+        <w:t>了琪露诺</w:t>
+      </w:r>
+      <w:proofErr w:type="gramEnd"/>
+      <w:r>
+        <w:rPr>
+          <w:rFonts w:hint="eastAsia"/>
+        </w:rPr>
+        <w:t>的C总：所有人都回到了自己的身体但是c</w:t>
+      </w:r>
+      <w:proofErr w:type="gramStart"/>
+      <w:r>
+        <w:rPr>
+          <w:rFonts w:hint="eastAsia"/>
+        </w:rPr>
+        <w:t>总变成</w:t>
+      </w:r>
+      <w:proofErr w:type="gramEnd"/>
+      <w:r>
+        <w:rPr>
+          <w:rFonts w:hint="eastAsia"/>
+        </w:rPr>
+        <w:t>了一堆</w:t>
+      </w:r>
+      <w:proofErr w:type="gramStart"/>
+      <w:r>
+        <w:rPr>
+          <w:rFonts w:hint="eastAsia"/>
+        </w:rPr>
+        <w:t>琪露诺</w:t>
+      </w:r>
+      <w:proofErr w:type="spellStart"/>
+      <w:proofErr w:type="gramEnd"/>
+      <w:r>
+        <w:rPr>
+          <w:rFonts w:hint="eastAsia"/>
+        </w:rPr>
+        <w:t>fumo</w:t>
+      </w:r>
+      <w:proofErr w:type="spellEnd"/>
+      <w:r>
+        <w:rPr>
+          <w:rFonts w:hint="eastAsia"/>
+        </w:rPr>
+        <w:t>计算能力也来到</w:t>
+      </w:r>
+      <w:proofErr w:type="gramStart"/>
+      <w:r>
+        <w:rPr>
+          <w:rFonts w:hint="eastAsia"/>
+        </w:rPr>
+        <w:t>了琪露诺水品但是</w:t>
+      </w:r>
+      <w:proofErr w:type="gramEnd"/>
+      <w:r>
+        <w:rPr>
+          <w:rFonts w:hint="eastAsia"/>
+        </w:rPr>
+        <w:t>记得自己当初有多天才。如果救下d长官的话她会送一个玩偶给玩家并说“姐姐其实也感激你们收拾了她的烂摊子的</w:t>
+      </w:r>
+      <w:r>
+        <w:rPr>
+          <w:rFonts w:hint="eastAsia"/>
+        </w:rPr>
+        <w:t>，带上吧她会在意你们以后会遇到什么的</w:t>
+      </w:r>
+      <w:r>
+        <w:rPr>
+          <w:rFonts w:hint="eastAsia"/>
+        </w:rPr>
+        <w:t>”</w:t>
+      </w:r>
+    </w:p>
+    <w:p/>
+    <w:p>
+      <w:pPr>
+        <w:pStyle w:val="a3"/>
+        <w:jc w:val="left"/>
+        <w:rPr>
+          <w:rStyle w:val="aa"/>
+          <w:sz w:val="22"/>
+          <w:szCs w:val="22"/>
+        </w:rPr>
+      </w:pPr>
+      <w:r>
+        <w:rPr>
+          <w:rStyle w:val="aa"/>
+          <w:rFonts w:hint="eastAsia"/>
+          <w:sz w:val="22"/>
+          <w:szCs w:val="22"/>
+        </w:rPr>
+        <w:t>整合板</w:t>
+      </w:r>
+    </w:p>
+    <w:p>
+      <w:pPr>
+        <w:pStyle w:val="ds-markdown-paragraph"/>
+        <w:shd w:val="clear" w:color="auto" w:fill="FFFFFF"/>
+        <w:spacing w:before="206" w:beforeAutospacing="0" w:after="206" w:afterAutospacing="0" w:line="429" w:lineRule="atLeast"/>
+        <w:rPr>
+          <w:rFonts w:asciiTheme="minorHAnsi" w:eastAsiaTheme="minorEastAsia" w:hAnsiTheme="minorHAnsi" w:cstheme="minorBidi"/>
+          <w:kern w:val="2"/>
+          <w:sz w:val="21"/>
+          <w:szCs w:val="22"/>
+        </w:rPr>
+      </w:pPr>
+      <w:r>
+        <w:rPr>
+          <w:rStyle w:val="aa"/>
+          <w:rFonts w:ascii="Segoe UI" w:hAnsi="Segoe UI" w:cs="Segoe UI"/>
+          <w:color w:val="404040"/>
+        </w:rPr>
+        <w:t>1</w:t>
+      </w:r>
+      <w:r>
+        <w:rPr>
+          <w:rFonts w:asciiTheme="minorHAnsi" w:eastAsiaTheme="minorEastAsia" w:hAnsiTheme="minorHAnsi" w:cstheme="minorBidi"/>
+          <w:b/>
+          <w:bCs/>
+          <w:kern w:val="2"/>
+          <w:sz w:val="21"/>
+          <w:szCs w:val="22"/>
+        </w:rPr>
+        <w:t>. 卫星城建立：希望的乌托邦</w:t>
+      </w:r>
+    </w:p>
+    <w:p>
+      <w:pPr>
+        <w:pStyle w:val="ds-markdown-paragraph"/>
+        <w:shd w:val="clear" w:color="auto" w:fill="FFFFFF"/>
+        <w:spacing w:before="206" w:beforeAutospacing="0" w:line="429" w:lineRule="atLeast"/>
+        <w:rPr>
+          <w:rFonts w:asciiTheme="minorHAnsi" w:eastAsiaTheme="minorEastAsia" w:hAnsiTheme="minorHAnsi" w:cstheme="minorBidi"/>
+          <w:kern w:val="2"/>
+          <w:sz w:val="21"/>
+          <w:szCs w:val="22"/>
+        </w:rPr>
+      </w:pPr>
+      <w:r>
+        <w:rPr>
+          <w:rFonts w:asciiTheme="minorHAnsi" w:eastAsiaTheme="minorEastAsia" w:hAnsiTheme="minorHAnsi" w:cstheme="minorBidi"/>
+          <w:i/>
+          <w:iCs/>
+          <w:kern w:val="2"/>
+          <w:sz w:val="21"/>
+          <w:szCs w:val="22"/>
+        </w:rPr>
+        <w:t>人类迈向深空，Fox等财团建造 </w:t>
+      </w:r>
+      <w:r>
+        <w:rPr>
+          <w:rFonts w:asciiTheme="minorHAnsi" w:eastAsiaTheme="minorEastAsia" w:hAnsiTheme="minorHAnsi" w:cstheme="minorBidi"/>
+          <w:b/>
+          <w:bCs/>
+          <w:kern w:val="2"/>
+          <w:sz w:val="21"/>
+          <w:szCs w:val="22"/>
+        </w:rPr>
+        <w:t>“新纪元21”殖民卫星</w:t>
+      </w:r>
+      <w:r>
+        <w:rPr>
+          <w:rFonts w:asciiTheme="minorHAnsi" w:eastAsiaTheme="minorEastAsia" w:hAnsiTheme="minorHAnsi" w:cstheme="minorBidi"/>
+          <w:i/>
+          <w:iCs/>
+          <w:kern w:val="2"/>
+          <w:sz w:val="21"/>
+          <w:szCs w:val="22"/>
+        </w:rPr>
+        <w:t>。它承诺为 </w:t>
+      </w:r>
+      <w:r>
+        <w:rPr>
+          <w:rFonts w:asciiTheme="minorHAnsi" w:eastAsiaTheme="minorEastAsia" w:hAnsiTheme="minorHAnsi" w:cstheme="minorBidi"/>
+          <w:b/>
+          <w:bCs/>
+          <w:kern w:val="2"/>
+          <w:sz w:val="21"/>
+          <w:szCs w:val="22"/>
+        </w:rPr>
+        <w:t>冷冻人提供真正的“家”</w:t>
+      </w:r>
+      <w:r>
+        <w:rPr>
+          <w:rFonts w:asciiTheme="minorHAnsi" w:eastAsiaTheme="minorEastAsia" w:hAnsiTheme="minorHAnsi" w:cstheme="minorBidi"/>
+          <w:i/>
+          <w:iCs/>
+          <w:kern w:val="2"/>
+          <w:sz w:val="21"/>
+          <w:szCs w:val="22"/>
+        </w:rPr>
+        <w:t>，为 </w:t>
+      </w:r>
+      <w:r>
+        <w:rPr>
+          <w:rFonts w:asciiTheme="minorHAnsi" w:eastAsiaTheme="minorEastAsia" w:hAnsiTheme="minorHAnsi" w:cstheme="minorBidi"/>
+          <w:b/>
+          <w:bCs/>
+          <w:kern w:val="2"/>
+          <w:sz w:val="21"/>
+          <w:szCs w:val="22"/>
+        </w:rPr>
+        <w:t>怀旧者打造文化堡垒</w:t>
+      </w:r>
+      <w:r>
+        <w:rPr>
+          <w:rFonts w:asciiTheme="minorHAnsi" w:eastAsiaTheme="minorEastAsia" w:hAnsiTheme="minorHAnsi" w:cstheme="minorBidi"/>
+          <w:i/>
+          <w:iCs/>
+          <w:kern w:val="2"/>
+          <w:sz w:val="21"/>
+          <w:szCs w:val="22"/>
+        </w:rPr>
+        <w:t>，仅 </w:t>
+      </w:r>
+      <w:r>
+        <w:rPr>
+          <w:rFonts w:asciiTheme="minorHAnsi" w:eastAsiaTheme="minorEastAsia" w:hAnsiTheme="minorHAnsi" w:cstheme="minorBidi"/>
+          <w:b/>
+          <w:bCs/>
+          <w:kern w:val="2"/>
+          <w:sz w:val="21"/>
+          <w:szCs w:val="22"/>
+        </w:rPr>
+        <w:t>有限区域开放旅游盈利</w:t>
+      </w:r>
+      <w:r>
+        <w:rPr>
+          <w:rFonts w:asciiTheme="minorHAnsi" w:eastAsiaTheme="minorEastAsia" w:hAnsiTheme="minorHAnsi" w:cstheme="minorBidi"/>
+          <w:i/>
+          <w:iCs/>
+          <w:kern w:val="2"/>
+          <w:sz w:val="21"/>
+          <w:szCs w:val="22"/>
+        </w:rPr>
+        <w:t>。凭借丰富的21世纪文化存档与冷冻人顾问，卫星城迅速繁荣，成为 </w:t>
+      </w:r>
+      <w:r>
+        <w:rPr>
+          <w:rFonts w:asciiTheme="minorHAnsi" w:eastAsiaTheme="minorEastAsia" w:hAnsiTheme="minorHAnsi" w:cstheme="minorBidi"/>
+          <w:b/>
+          <w:bCs/>
+          <w:kern w:val="2"/>
+          <w:sz w:val="21"/>
+          <w:szCs w:val="22"/>
+        </w:rPr>
+        <w:t>文化绿洲</w:t>
+      </w:r>
+      <w:r>
+        <w:rPr>
+          <w:rFonts w:asciiTheme="minorHAnsi" w:eastAsiaTheme="minorEastAsia" w:hAnsiTheme="minorHAnsi" w:cstheme="minorBidi"/>
+          <w:i/>
+          <w:iCs/>
+          <w:kern w:val="2"/>
+          <w:sz w:val="21"/>
+          <w:szCs w:val="22"/>
+        </w:rPr>
+        <w:t>。Fox作为大股东，表面尊重“</w:t>
+      </w:r>
+      <w:r>
+        <w:rPr>
+          <w:rFonts w:asciiTheme="minorHAnsi" w:eastAsiaTheme="minorEastAsia" w:hAnsiTheme="minorHAnsi" w:cstheme="minorBidi"/>
+          <w:b/>
+          <w:bCs/>
+          <w:kern w:val="2"/>
+          <w:sz w:val="21"/>
+          <w:szCs w:val="22"/>
+        </w:rPr>
+        <w:t>生活优先</w:t>
+      </w:r>
+      <w:r>
+        <w:rPr>
+          <w:rFonts w:asciiTheme="minorHAnsi" w:eastAsiaTheme="minorEastAsia" w:hAnsiTheme="minorHAnsi" w:cstheme="minorBidi"/>
+          <w:i/>
+          <w:iCs/>
+          <w:kern w:val="2"/>
+          <w:sz w:val="21"/>
+          <w:szCs w:val="22"/>
+        </w:rPr>
+        <w:t>”原则。</w:t>
+      </w:r>
+    </w:p>
+    <w:p>
+      <w:pPr>
+        <w:pStyle w:val="ds-markdown-paragraph"/>
+        <w:shd w:val="clear" w:color="auto" w:fill="FFFFFF"/>
+        <w:spacing w:before="206" w:beforeAutospacing="0" w:after="206" w:afterAutospacing="0" w:line="429" w:lineRule="atLeast"/>
+        <w:rPr>
+          <w:rFonts w:asciiTheme="minorHAnsi" w:eastAsiaTheme="minorEastAsia" w:hAnsiTheme="minorHAnsi" w:cstheme="minorBidi"/>
+          <w:kern w:val="2"/>
+          <w:sz w:val="21"/>
+          <w:szCs w:val="22"/>
+        </w:rPr>
+      </w:pPr>
+      <w:r>
+        <w:rPr>
+          <w:rFonts w:asciiTheme="minorHAnsi" w:eastAsiaTheme="minorEastAsia" w:hAnsiTheme="minorHAnsi" w:cstheme="minorBidi"/>
+          <w:b/>
+          <w:bCs/>
+          <w:kern w:val="2"/>
+          <w:sz w:val="21"/>
+          <w:szCs w:val="22"/>
+        </w:rPr>
+        <w:t>2. C总崛起：野心撕裂共识</w:t>
+      </w:r>
+    </w:p>
+    <w:p>
+      <w:pPr>
+        <w:pStyle w:val="ds-markdown-paragraph"/>
+        <w:shd w:val="clear" w:color="auto" w:fill="FFFFFF"/>
+        <w:spacing w:before="206" w:beforeAutospacing="0" w:line="429" w:lineRule="atLeast"/>
+        <w:rPr>
+          <w:rFonts w:asciiTheme="minorHAnsi" w:eastAsiaTheme="minorEastAsia" w:hAnsiTheme="minorHAnsi" w:cstheme="minorBidi"/>
+          <w:kern w:val="2"/>
+          <w:sz w:val="21"/>
+          <w:szCs w:val="22"/>
+        </w:rPr>
+      </w:pPr>
+      <w:r>
+        <w:rPr>
+          <w:rFonts w:asciiTheme="minorHAnsi" w:eastAsiaTheme="minorEastAsia" w:hAnsiTheme="minorHAnsi" w:cstheme="minorBidi"/>
+          <w:i/>
+          <w:iCs/>
+          <w:kern w:val="2"/>
+          <w:sz w:val="21"/>
+          <w:szCs w:val="22"/>
+        </w:rPr>
+        <w:t>年轻董事 </w:t>
+      </w:r>
+      <w:r>
+        <w:rPr>
+          <w:rFonts w:asciiTheme="minorHAnsi" w:eastAsiaTheme="minorEastAsia" w:hAnsiTheme="minorHAnsi" w:cstheme="minorBidi"/>
+          <w:b/>
+          <w:bCs/>
+          <w:kern w:val="2"/>
+          <w:sz w:val="21"/>
+          <w:szCs w:val="22"/>
+        </w:rPr>
+        <w:t>C总</w:t>
+      </w:r>
+      <w:r>
+        <w:rPr>
+          <w:rFonts w:asciiTheme="minorHAnsi" w:eastAsiaTheme="minorEastAsia" w:hAnsiTheme="minorHAnsi" w:cstheme="minorBidi"/>
+          <w:i/>
+          <w:iCs/>
+          <w:kern w:val="2"/>
+          <w:sz w:val="21"/>
+          <w:szCs w:val="22"/>
+        </w:rPr>
+        <w:t> 认为“怀旧经济”潜力未榨尽。她提出 </w:t>
+      </w:r>
+      <w:r>
+        <w:rPr>
+          <w:rFonts w:asciiTheme="minorHAnsi" w:eastAsiaTheme="minorEastAsia" w:hAnsiTheme="minorHAnsi" w:cstheme="minorBidi"/>
+          <w:b/>
+          <w:bCs/>
+          <w:kern w:val="2"/>
+          <w:sz w:val="21"/>
+          <w:szCs w:val="22"/>
+        </w:rPr>
+        <w:t>“沉浸式历史体验2.0”</w:t>
+      </w:r>
+      <w:r>
+        <w:rPr>
+          <w:rFonts w:asciiTheme="minorHAnsi" w:eastAsiaTheme="minorEastAsia" w:hAnsiTheme="minorHAnsi" w:cstheme="minorBidi"/>
+          <w:i/>
+          <w:iCs/>
+          <w:kern w:val="2"/>
+          <w:sz w:val="21"/>
+          <w:szCs w:val="22"/>
+        </w:rPr>
+        <w:t>：将全卫星变为 </w:t>
+      </w:r>
+      <w:r>
+        <w:rPr>
+          <w:rFonts w:asciiTheme="minorHAnsi" w:eastAsiaTheme="minorEastAsia" w:hAnsiTheme="minorHAnsi" w:cstheme="minorBidi"/>
+          <w:b/>
+          <w:bCs/>
+          <w:kern w:val="2"/>
+          <w:sz w:val="21"/>
+          <w:szCs w:val="22"/>
+        </w:rPr>
+        <w:t>无界主题公园</w:t>
+      </w:r>
+      <w:r>
+        <w:rPr>
+          <w:rFonts w:asciiTheme="minorHAnsi" w:eastAsiaTheme="minorEastAsia" w:hAnsiTheme="minorHAnsi" w:cstheme="minorBidi"/>
+          <w:i/>
+          <w:iCs/>
+          <w:kern w:val="2"/>
+          <w:sz w:val="21"/>
+          <w:szCs w:val="22"/>
+        </w:rPr>
+        <w:t>，用 </w:t>
+      </w:r>
+      <w:r>
+        <w:rPr>
+          <w:rFonts w:asciiTheme="minorHAnsi" w:eastAsiaTheme="minorEastAsia" w:hAnsiTheme="minorHAnsi" w:cstheme="minorBidi"/>
+          <w:b/>
+          <w:bCs/>
+          <w:kern w:val="2"/>
+          <w:sz w:val="21"/>
+          <w:szCs w:val="22"/>
+        </w:rPr>
+        <w:t>9G无装置AR技术</w:t>
+      </w:r>
+      <w:r>
+        <w:rPr>
+          <w:rFonts w:asciiTheme="minorHAnsi" w:eastAsiaTheme="minorEastAsia" w:hAnsiTheme="minorHAnsi" w:cstheme="minorBidi"/>
+          <w:i/>
+          <w:iCs/>
+          <w:kern w:val="2"/>
+          <w:sz w:val="21"/>
+          <w:szCs w:val="22"/>
+        </w:rPr>
+        <w:t> “优雅”分割——游客见奇观，居民看现代界面（实为强迫扮演NPC）。方案遭 </w:t>
+      </w:r>
+      <w:r>
+        <w:rPr>
+          <w:rFonts w:asciiTheme="minorHAnsi" w:eastAsiaTheme="minorEastAsia" w:hAnsiTheme="minorHAnsi" w:cstheme="minorBidi"/>
+          <w:b/>
+          <w:bCs/>
+          <w:kern w:val="2"/>
+          <w:sz w:val="21"/>
+          <w:szCs w:val="22"/>
+        </w:rPr>
+        <w:t>冷冻人激烈抵抗</w:t>
+      </w:r>
+      <w:r>
+        <w:rPr>
+          <w:rFonts w:asciiTheme="minorHAnsi" w:eastAsiaTheme="minorEastAsia" w:hAnsiTheme="minorHAnsi" w:cstheme="minorBidi"/>
+          <w:i/>
+          <w:iCs/>
+          <w:kern w:val="2"/>
+          <w:sz w:val="21"/>
+          <w:szCs w:val="22"/>
+        </w:rPr>
+        <w:t>（“我们不是演员！”），普通居民也担忧生活</w:t>
+      </w:r>
+      <w:proofErr w:type="gramStart"/>
+      <w:r>
+        <w:rPr>
+          <w:rFonts w:asciiTheme="minorHAnsi" w:eastAsiaTheme="minorEastAsia" w:hAnsiTheme="minorHAnsi" w:cstheme="minorBidi"/>
+          <w:i/>
+          <w:iCs/>
+          <w:kern w:val="2"/>
+          <w:sz w:val="21"/>
+          <w:szCs w:val="22"/>
+        </w:rPr>
+        <w:t>变秀场</w:t>
+      </w:r>
+      <w:proofErr w:type="gramEnd"/>
+      <w:r>
+        <w:rPr>
+          <w:rFonts w:asciiTheme="minorHAnsi" w:eastAsiaTheme="minorEastAsia" w:hAnsiTheme="minorHAnsi" w:cstheme="minorBidi"/>
+          <w:i/>
+          <w:iCs/>
+          <w:kern w:val="2"/>
+          <w:sz w:val="21"/>
+          <w:szCs w:val="22"/>
+        </w:rPr>
+        <w:t>。</w:t>
+      </w:r>
+    </w:p>
+    <w:p>
+      <w:pPr>
+        <w:pStyle w:val="ds-markdown-paragraph"/>
+        <w:shd w:val="clear" w:color="auto" w:fill="FFFFFF"/>
+        <w:spacing w:before="206" w:beforeAutospacing="0" w:after="206" w:afterAutospacing="0" w:line="429" w:lineRule="atLeast"/>
+        <w:rPr>
+          <w:rFonts w:asciiTheme="minorHAnsi" w:eastAsiaTheme="minorEastAsia" w:hAnsiTheme="minorHAnsi" w:cstheme="minorBidi"/>
+          <w:kern w:val="2"/>
+          <w:sz w:val="21"/>
+          <w:szCs w:val="22"/>
+        </w:rPr>
+      </w:pPr>
+      <w:r>
+        <w:rPr>
+          <w:rFonts w:asciiTheme="minorHAnsi" w:eastAsiaTheme="minorEastAsia" w:hAnsiTheme="minorHAnsi" w:cstheme="minorBidi"/>
+          <w:b/>
+          <w:bCs/>
+          <w:kern w:val="2"/>
+          <w:sz w:val="21"/>
+          <w:szCs w:val="22"/>
+        </w:rPr>
+        <w:t>3. 9G：裹着糖衣的毒药</w:t>
+      </w:r>
+    </w:p>
+    <w:p>
+      <w:pPr>
+        <w:pStyle w:val="ds-markdown-paragraph"/>
+        <w:shd w:val="clear" w:color="auto" w:fill="FFFFFF"/>
+        <w:spacing w:before="206" w:beforeAutospacing="0" w:line="429" w:lineRule="atLeast"/>
+        <w:rPr>
+          <w:rFonts w:asciiTheme="minorHAnsi" w:eastAsiaTheme="minorEastAsia" w:hAnsiTheme="minorHAnsi" w:cstheme="minorBidi"/>
+          <w:kern w:val="2"/>
+          <w:sz w:val="21"/>
+          <w:szCs w:val="22"/>
+        </w:rPr>
+      </w:pPr>
+      <w:r>
+        <w:rPr>
+          <w:rFonts w:asciiTheme="minorHAnsi" w:eastAsiaTheme="minorEastAsia" w:hAnsiTheme="minorHAnsi" w:cstheme="minorBidi"/>
+          <w:i/>
+          <w:iCs/>
+          <w:kern w:val="2"/>
+          <w:sz w:val="21"/>
+          <w:szCs w:val="22"/>
+        </w:rPr>
+        <w:t>为镇压反对、证明“技术解决冲突”，C</w:t>
+      </w:r>
+      <w:proofErr w:type="gramStart"/>
+      <w:r>
+        <w:rPr>
+          <w:rFonts w:asciiTheme="minorHAnsi" w:eastAsiaTheme="minorEastAsia" w:hAnsiTheme="minorHAnsi" w:cstheme="minorBidi"/>
+          <w:i/>
+          <w:iCs/>
+          <w:kern w:val="2"/>
+          <w:sz w:val="21"/>
+          <w:szCs w:val="22"/>
+        </w:rPr>
+        <w:t>总押注</w:t>
+      </w:r>
+      <w:proofErr w:type="gramEnd"/>
+      <w:r>
+        <w:rPr>
+          <w:rFonts w:asciiTheme="minorHAnsi" w:eastAsiaTheme="minorEastAsia" w:hAnsiTheme="minorHAnsi" w:cstheme="minorBidi"/>
+          <w:i/>
+          <w:iCs/>
+          <w:kern w:val="2"/>
+          <w:sz w:val="21"/>
+          <w:szCs w:val="22"/>
+        </w:rPr>
+        <w:t> </w:t>
+      </w:r>
+      <w:r>
+        <w:rPr>
+          <w:rFonts w:asciiTheme="minorHAnsi" w:eastAsiaTheme="minorEastAsia" w:hAnsiTheme="minorHAnsi" w:cstheme="minorBidi"/>
+          <w:b/>
+          <w:bCs/>
+          <w:kern w:val="2"/>
+          <w:sz w:val="21"/>
+          <w:szCs w:val="22"/>
+        </w:rPr>
+        <w:t>前文明遗物“心之楔”</w:t>
+      </w:r>
+      <w:r>
+        <w:rPr>
+          <w:rFonts w:asciiTheme="minorHAnsi" w:eastAsiaTheme="minorEastAsia" w:hAnsiTheme="minorHAnsi" w:cstheme="minorBidi"/>
+          <w:i/>
+          <w:iCs/>
+          <w:kern w:val="2"/>
+          <w:sz w:val="21"/>
+          <w:szCs w:val="22"/>
+        </w:rPr>
+        <w:t>（测试中动物温顺空洞，她误读为“无害”）。她以 </w:t>
+      </w:r>
+      <w:r>
+        <w:rPr>
+          <w:rFonts w:asciiTheme="minorHAnsi" w:eastAsiaTheme="minorEastAsia" w:hAnsiTheme="minorHAnsi" w:cstheme="minorBidi"/>
+          <w:b/>
+          <w:bCs/>
+          <w:kern w:val="2"/>
+          <w:sz w:val="21"/>
+          <w:szCs w:val="22"/>
+        </w:rPr>
+        <w:t>“卫星城财政危机”</w:t>
+      </w:r>
+      <w:r>
+        <w:rPr>
+          <w:rFonts w:asciiTheme="minorHAnsi" w:eastAsiaTheme="minorEastAsia" w:hAnsiTheme="minorHAnsi" w:cstheme="minorBidi"/>
+          <w:i/>
+          <w:iCs/>
+          <w:kern w:val="2"/>
+          <w:sz w:val="21"/>
+          <w:szCs w:val="22"/>
+        </w:rPr>
+        <w:t> 威胁妹妹 </w:t>
+      </w:r>
+      <w:r>
+        <w:rPr>
+          <w:rFonts w:asciiTheme="minorHAnsi" w:eastAsiaTheme="minorEastAsia" w:hAnsiTheme="minorHAnsi" w:cstheme="minorBidi"/>
+          <w:b/>
+          <w:bCs/>
+          <w:kern w:val="2"/>
+          <w:sz w:val="21"/>
+          <w:szCs w:val="22"/>
+        </w:rPr>
+        <w:t>D长官（市长）</w:t>
+      </w:r>
+      <w:r>
+        <w:rPr>
+          <w:rFonts w:asciiTheme="minorHAnsi" w:eastAsiaTheme="minorEastAsia" w:hAnsiTheme="minorHAnsi" w:cstheme="minorBidi"/>
+          <w:i/>
+          <w:iCs/>
+          <w:kern w:val="2"/>
+          <w:sz w:val="21"/>
+          <w:szCs w:val="22"/>
+        </w:rPr>
+        <w:t> 签字，并用董事会权力强推项目。宣传片鼓吹 “9G：您所见，即真实黄金年代！”，掩盖了 </w:t>
+      </w:r>
+      <w:r>
+        <w:rPr>
+          <w:rFonts w:asciiTheme="minorHAnsi" w:eastAsiaTheme="minorEastAsia" w:hAnsiTheme="minorHAnsi" w:cstheme="minorBidi"/>
+          <w:b/>
+          <w:bCs/>
+          <w:kern w:val="2"/>
+          <w:sz w:val="21"/>
+          <w:szCs w:val="22"/>
+        </w:rPr>
+        <w:t>将人工具化的本质</w:t>
+      </w:r>
+      <w:r>
+        <w:rPr>
+          <w:rFonts w:asciiTheme="minorHAnsi" w:eastAsiaTheme="minorEastAsia" w:hAnsiTheme="minorHAnsi" w:cstheme="minorBidi"/>
+          <w:i/>
+          <w:iCs/>
+          <w:kern w:val="2"/>
+          <w:sz w:val="21"/>
+          <w:szCs w:val="22"/>
+        </w:rPr>
+        <w:t>。</w:t>
+      </w:r>
+    </w:p>
+    <w:p>
+      <w:pPr>
+        <w:pStyle w:val="ds-markdown-paragraph"/>
+        <w:shd w:val="clear" w:color="auto" w:fill="FFFFFF"/>
+        <w:spacing w:before="206" w:beforeAutospacing="0" w:after="206" w:afterAutospacing="0" w:line="429" w:lineRule="atLeast"/>
+        <w:rPr>
+          <w:rFonts w:asciiTheme="minorHAnsi" w:eastAsiaTheme="minorEastAsia" w:hAnsiTheme="minorHAnsi" w:cstheme="minorBidi"/>
+          <w:kern w:val="2"/>
+          <w:sz w:val="21"/>
+          <w:szCs w:val="22"/>
+        </w:rPr>
+      </w:pPr>
+      <w:r>
+        <w:rPr>
+          <w:rFonts w:asciiTheme="minorHAnsi" w:eastAsiaTheme="minorEastAsia" w:hAnsiTheme="minorHAnsi" w:cstheme="minorBidi"/>
+          <w:b/>
+          <w:bCs/>
+          <w:kern w:val="2"/>
+          <w:sz w:val="21"/>
+          <w:szCs w:val="22"/>
+        </w:rPr>
+        <w:t>4. 启动日：灵魂的末日</w:t>
+      </w:r>
+    </w:p>
+    <w:p>
+      <w:pPr>
+        <w:pStyle w:val="ds-markdown-paragraph"/>
+        <w:shd w:val="clear" w:color="auto" w:fill="FFFFFF"/>
+        <w:spacing w:before="206" w:beforeAutospacing="0" w:line="429" w:lineRule="atLeast"/>
+        <w:rPr>
+          <w:rFonts w:asciiTheme="minorHAnsi" w:eastAsiaTheme="minorEastAsia" w:hAnsiTheme="minorHAnsi" w:cstheme="minorBidi"/>
+          <w:kern w:val="2"/>
+          <w:sz w:val="21"/>
+          <w:szCs w:val="22"/>
+        </w:rPr>
+      </w:pPr>
+      <w:r>
+        <w:rPr>
+          <w:rFonts w:asciiTheme="minorHAnsi" w:eastAsiaTheme="minorEastAsia" w:hAnsiTheme="minorHAnsi" w:cstheme="minorBidi"/>
+          <w:kern w:val="2"/>
+          <w:sz w:val="21"/>
+          <w:szCs w:val="22"/>
+        </w:rPr>
+        <w:t>*9G启动瞬间，“心之楔”的 </w:t>
+      </w:r>
+      <w:r>
+        <w:rPr>
+          <w:rFonts w:asciiTheme="minorHAnsi" w:eastAsiaTheme="minorEastAsia" w:hAnsiTheme="minorHAnsi" w:cstheme="minorBidi"/>
+          <w:b/>
+          <w:bCs/>
+          <w:kern w:val="2"/>
+          <w:sz w:val="21"/>
+          <w:szCs w:val="22"/>
+        </w:rPr>
+        <w:t>黑暗本质爆发</w:t>
+      </w:r>
+      <w:r>
+        <w:rPr>
+          <w:rFonts w:asciiTheme="minorHAnsi" w:eastAsiaTheme="minorEastAsia" w:hAnsiTheme="minorHAnsi" w:cstheme="minorBidi"/>
+          <w:kern w:val="2"/>
+          <w:sz w:val="21"/>
+          <w:szCs w:val="22"/>
+        </w:rPr>
+        <w:t>，将全卫星人类的 </w:t>
+      </w:r>
+      <w:r>
+        <w:rPr>
+          <w:rFonts w:asciiTheme="minorHAnsi" w:eastAsiaTheme="minorEastAsia" w:hAnsiTheme="minorHAnsi" w:cstheme="minorBidi"/>
+          <w:b/>
+          <w:bCs/>
+          <w:kern w:val="2"/>
+          <w:sz w:val="21"/>
+          <w:szCs w:val="22"/>
+        </w:rPr>
+        <w:t>情感/意识撕裂出肉体</w:t>
+      </w:r>
+      <w:r>
+        <w:rPr>
+          <w:rFonts w:asciiTheme="minorHAnsi" w:eastAsiaTheme="minorEastAsia" w:hAnsiTheme="minorHAnsi" w:cstheme="minorBidi"/>
+          <w:kern w:val="2"/>
+          <w:sz w:val="21"/>
+          <w:szCs w:val="22"/>
+        </w:rPr>
+        <w:t>！空壳躯体被 </w:t>
+      </w:r>
+      <w:r>
+        <w:rPr>
+          <w:rFonts w:asciiTheme="minorHAnsi" w:eastAsiaTheme="minorEastAsia" w:hAnsiTheme="minorHAnsi" w:cstheme="minorBidi"/>
+          <w:b/>
+          <w:bCs/>
+          <w:kern w:val="2"/>
+          <w:sz w:val="21"/>
+          <w:szCs w:val="22"/>
+        </w:rPr>
+        <w:t>Fox隐藏的“维生雾系统”</w:t>
+      </w:r>
+      <w:r>
+        <w:rPr>
+          <w:rFonts w:asciiTheme="minorHAnsi" w:eastAsiaTheme="minorEastAsia" w:hAnsiTheme="minorHAnsi" w:cstheme="minorBidi"/>
+          <w:kern w:val="2"/>
+          <w:sz w:val="21"/>
+          <w:szCs w:val="22"/>
+        </w:rPr>
+        <w:t> 维持生理存活。</w:t>
+      </w:r>
+      <w:proofErr w:type="gramStart"/>
+      <w:r>
+        <w:rPr>
+          <w:rFonts w:asciiTheme="minorHAnsi" w:eastAsiaTheme="minorEastAsia" w:hAnsiTheme="minorHAnsi" w:cstheme="minorBidi"/>
+          <w:kern w:val="2"/>
+          <w:sz w:val="21"/>
+          <w:szCs w:val="22"/>
+        </w:rPr>
+        <w:t>暴走情感</w:t>
+      </w:r>
+      <w:proofErr w:type="gramEnd"/>
+      <w:r>
+        <w:rPr>
+          <w:rFonts w:asciiTheme="minorHAnsi" w:eastAsiaTheme="minorEastAsia" w:hAnsiTheme="minorHAnsi" w:cstheme="minorBidi"/>
+          <w:kern w:val="2"/>
+          <w:sz w:val="21"/>
+          <w:szCs w:val="22"/>
+        </w:rPr>
+        <w:t>聚合为 </w:t>
+      </w:r>
+      <w:r>
+        <w:rPr>
+          <w:rFonts w:asciiTheme="minorHAnsi" w:eastAsiaTheme="minorEastAsia" w:hAnsiTheme="minorHAnsi" w:cstheme="minorBidi"/>
+          <w:b/>
+          <w:bCs/>
+          <w:kern w:val="2"/>
+          <w:sz w:val="21"/>
+          <w:szCs w:val="22"/>
+        </w:rPr>
+        <w:t>可怖异象</w:t>
+      </w:r>
+      <w:r>
+        <w:rPr>
+          <w:rFonts w:asciiTheme="minorHAnsi" w:eastAsiaTheme="minorEastAsia" w:hAnsiTheme="minorHAnsi" w:cstheme="minorBidi"/>
+          <w:kern w:val="2"/>
+          <w:sz w:val="21"/>
+          <w:szCs w:val="22"/>
+        </w:rPr>
+        <w:t>。通讯中断，文明崩坏—— </w:t>
+      </w:r>
+      <w:r>
+        <w:rPr>
+          <w:rFonts w:asciiTheme="minorHAnsi" w:eastAsiaTheme="minorEastAsia" w:hAnsiTheme="minorHAnsi" w:cstheme="minorBidi"/>
+          <w:b/>
+          <w:bCs/>
+          <w:kern w:val="2"/>
+          <w:sz w:val="21"/>
+          <w:szCs w:val="22"/>
+        </w:rPr>
+        <w:t>C总用技术许诺天堂，亲手打开了地狱之门</w:t>
+      </w:r>
+      <w:r>
+        <w:rPr>
+          <w:rFonts w:asciiTheme="minorHAnsi" w:eastAsiaTheme="minorEastAsia" w:hAnsiTheme="minorHAnsi" w:cstheme="minorBidi"/>
+          <w:kern w:val="2"/>
+          <w:sz w:val="21"/>
+          <w:szCs w:val="22"/>
+        </w:rPr>
+        <w:t>。*</w:t>
+      </w:r>
+    </w:p>
+    <w:p>
+      <w:pPr>
+        <w:pStyle w:val="ds-markdown-paragraph"/>
+        <w:shd w:val="clear" w:color="auto" w:fill="FFFFFF"/>
+        <w:spacing w:before="206" w:beforeAutospacing="0" w:after="206" w:afterAutospacing="0" w:line="429" w:lineRule="atLeast"/>
+        <w:rPr>
+          <w:rFonts w:asciiTheme="minorHAnsi" w:eastAsiaTheme="minorEastAsia" w:hAnsiTheme="minorHAnsi" w:cstheme="minorBidi"/>
+          <w:kern w:val="2"/>
+          <w:sz w:val="21"/>
+          <w:szCs w:val="22"/>
+        </w:rPr>
+      </w:pPr>
+      <w:r>
+        <w:rPr>
+          <w:rFonts w:asciiTheme="minorHAnsi" w:eastAsiaTheme="minorEastAsia" w:hAnsiTheme="minorHAnsi" w:cstheme="minorBidi"/>
+          <w:b/>
+          <w:bCs/>
+          <w:kern w:val="2"/>
+          <w:sz w:val="21"/>
+          <w:szCs w:val="22"/>
+        </w:rPr>
+        <w:t>5. 好结局：嘲弄与救赎</w:t>
+      </w:r>
+    </w:p>
+    <w:p>
+      <w:pPr>
+        <w:pStyle w:val="ds-markdown-paragraph"/>
+        <w:shd w:val="clear" w:color="auto" w:fill="FFFFFF"/>
+        <w:spacing w:before="206" w:beforeAutospacing="0" w:line="429" w:lineRule="atLeast"/>
+        <w:rPr>
+          <w:rFonts w:asciiTheme="minorHAnsi" w:eastAsiaTheme="minorEastAsia" w:hAnsiTheme="minorHAnsi" w:cstheme="minorBidi"/>
+          <w:kern w:val="2"/>
+          <w:sz w:val="21"/>
+          <w:szCs w:val="22"/>
+        </w:rPr>
+      </w:pPr>
+      <w:r>
+        <w:rPr>
+          <w:rFonts w:asciiTheme="minorHAnsi" w:eastAsiaTheme="minorEastAsia" w:hAnsiTheme="minorHAnsi" w:cstheme="minorBidi"/>
+          <w:i/>
+          <w:iCs/>
+          <w:kern w:val="2"/>
+          <w:sz w:val="21"/>
+          <w:szCs w:val="22"/>
+        </w:rPr>
+        <w:t>玩家关闭9G核心。</w:t>
+      </w:r>
+      <w:r>
+        <w:rPr>
+          <w:rFonts w:asciiTheme="minorHAnsi" w:eastAsiaTheme="minorEastAsia" w:hAnsiTheme="minorHAnsi" w:cstheme="minorBidi"/>
+          <w:b/>
+          <w:bCs/>
+          <w:kern w:val="2"/>
+          <w:sz w:val="21"/>
+          <w:szCs w:val="22"/>
+        </w:rPr>
+        <w:t>提前苏醒的博士</w:t>
+      </w:r>
+      <w:r>
+        <w:rPr>
+          <w:rFonts w:asciiTheme="minorHAnsi" w:eastAsiaTheme="minorEastAsia" w:hAnsiTheme="minorHAnsi" w:cstheme="minorBidi"/>
+          <w:i/>
+          <w:iCs/>
+          <w:kern w:val="2"/>
+          <w:sz w:val="21"/>
+          <w:szCs w:val="22"/>
+        </w:rPr>
+        <w:t> 用Zero的葬礼程序暗算C总，将其意识 </w:t>
+      </w:r>
+      <w:r>
+        <w:rPr>
+          <w:rFonts w:asciiTheme="minorHAnsi" w:eastAsiaTheme="minorEastAsia" w:hAnsiTheme="minorHAnsi" w:cstheme="minorBidi"/>
+          <w:b/>
+          <w:bCs/>
+          <w:kern w:val="2"/>
+          <w:sz w:val="21"/>
+          <w:szCs w:val="22"/>
+        </w:rPr>
+        <w:t>封印于</w:t>
+      </w:r>
+      <w:proofErr w:type="gramStart"/>
+      <w:r>
+        <w:rPr>
+          <w:rFonts w:asciiTheme="minorHAnsi" w:eastAsiaTheme="minorEastAsia" w:hAnsiTheme="minorHAnsi" w:cstheme="minorBidi"/>
+          <w:b/>
+          <w:bCs/>
+          <w:kern w:val="2"/>
+          <w:sz w:val="21"/>
+          <w:szCs w:val="22"/>
+        </w:rPr>
+        <w:t>琪露诺</w:t>
+      </w:r>
+      <w:proofErr w:type="spellStart"/>
+      <w:proofErr w:type="gramEnd"/>
+      <w:r>
+        <w:rPr>
+          <w:rFonts w:asciiTheme="minorHAnsi" w:eastAsiaTheme="minorEastAsia" w:hAnsiTheme="minorHAnsi" w:cstheme="minorBidi"/>
+          <w:b/>
+          <w:bCs/>
+          <w:kern w:val="2"/>
+          <w:sz w:val="21"/>
+          <w:szCs w:val="22"/>
+        </w:rPr>
+        <w:t>Fumo</w:t>
+      </w:r>
+      <w:proofErr w:type="spellEnd"/>
+      <w:r>
+        <w:rPr>
+          <w:rFonts w:asciiTheme="minorHAnsi" w:eastAsiaTheme="minorEastAsia" w:hAnsiTheme="minorHAnsi" w:cstheme="minorBidi"/>
+          <w:b/>
+          <w:bCs/>
+          <w:kern w:val="2"/>
+          <w:sz w:val="21"/>
+          <w:szCs w:val="22"/>
+        </w:rPr>
+        <w:t>玩偶</w:t>
+      </w:r>
+      <w:r>
+        <w:rPr>
+          <w:rFonts w:asciiTheme="minorHAnsi" w:eastAsiaTheme="minorEastAsia" w:hAnsiTheme="minorHAnsi" w:cstheme="minorBidi"/>
+          <w:i/>
+          <w:iCs/>
+          <w:kern w:val="2"/>
+          <w:sz w:val="21"/>
+          <w:szCs w:val="22"/>
+        </w:rPr>
+        <w:t>（天才大脑只剩⑨的容量）。D长官将玩偶赠予玩家：</w:t>
+      </w:r>
+      <w:r>
+        <w:rPr>
+          <w:rFonts w:asciiTheme="minorHAnsi" w:eastAsiaTheme="minorEastAsia" w:hAnsiTheme="minorHAnsi" w:cstheme="minorBidi"/>
+          <w:kern w:val="2"/>
+          <w:sz w:val="21"/>
+          <w:szCs w:val="22"/>
+        </w:rPr>
+        <w:t>“姐姐…现在只能‘在意’了。带着她吧，这算…道谢？”* 淡蓝雾气翻涌，百万空洞的眼瞳中，</w:t>
+      </w:r>
+      <w:proofErr w:type="gramStart"/>
+      <w:r>
+        <w:rPr>
+          <w:rFonts w:asciiTheme="minorHAnsi" w:eastAsiaTheme="minorEastAsia" w:hAnsiTheme="minorHAnsi" w:cstheme="minorBidi"/>
+          <w:kern w:val="2"/>
+          <w:sz w:val="21"/>
+          <w:szCs w:val="22"/>
+        </w:rPr>
+        <w:t>终于映回人性</w:t>
+      </w:r>
+      <w:proofErr w:type="gramEnd"/>
+      <w:r>
+        <w:rPr>
+          <w:rFonts w:asciiTheme="minorHAnsi" w:eastAsiaTheme="minorEastAsia" w:hAnsiTheme="minorHAnsi" w:cstheme="minorBidi"/>
+          <w:kern w:val="2"/>
+          <w:sz w:val="21"/>
+          <w:szCs w:val="22"/>
+        </w:rPr>
+        <w:t>的微光。*</w:t>
+      </w:r>
+    </w:p>
+    <w:p>
+      <w:pPr>
+        <w:rPr>
+          <w:rFonts w:hint="eastAsia"/>
         </w:rPr>
       </w:pPr>
     </w:p>
@@ -11171,6 +13827,95 @@
     </w:lvl>
   </w:abstractNum>
   <w:abstractNum w:abstractNumId="15" w15:restartNumberingAfterBreak="0">
+    <w:nsid w:val="69B936EE"/>
+    <w:multiLevelType w:val="hybridMultilevel"/>
+    <w:tmpl w:val="AFC6B348"/>
+    <w:lvl w:ilvl="0" w:tplc="39247B32">
+      <w:start w:val="1"/>
+      <w:numFmt w:val="decimal"/>
+      <w:lvlText w:val="%1."/>
+      <w:lvlJc w:val="left"/>
+      <w:pPr>
+        <w:ind w:left="360" w:hanging="360"/>
+      </w:pPr>
+      <w:rPr>
+        <w:rFonts w:hint="default"/>
+      </w:rPr>
+    </w:lvl>
+    <w:lvl w:ilvl="1" w:tplc="04090019" w:tentative="1">
+      <w:start w:val="1"/>
+      <w:numFmt w:val="lowerLetter"/>
+      <w:lvlText w:val="%2)"/>
+      <w:lvlJc w:val="left"/>
+      <w:pPr>
+        <w:ind w:left="840" w:hanging="420"/>
+      </w:pPr>
+    </w:lvl>
+    <w:lvl w:ilvl="2" w:tplc="0409001B" w:tentative="1">
+      <w:start w:val="1"/>
+      <w:numFmt w:val="lowerRoman"/>
+      <w:lvlText w:val="%3."/>
+      <w:lvlJc w:val="right"/>
+      <w:pPr>
+        <w:ind w:left="1260" w:hanging="420"/>
+      </w:pPr>
+    </w:lvl>
+    <w:lvl w:ilvl="3" w:tplc="0409000F" w:tentative="1">
+      <w:start w:val="1"/>
+      <w:numFmt w:val="decimal"/>
+      <w:lvlText w:val="%4."/>
+      <w:lvlJc w:val="left"/>
+      <w:pPr>
+        <w:ind w:left="1680" w:hanging="420"/>
+      </w:pPr>
+    </w:lvl>
+    <w:lvl w:ilvl="4" w:tplc="04090019" w:tentative="1">
+      <w:start w:val="1"/>
+      <w:numFmt w:val="lowerLetter"/>
+      <w:lvlText w:val="%5)"/>
+      <w:lvlJc w:val="left"/>
+      <w:pPr>
+        <w:ind w:left="2100" w:hanging="420"/>
+      </w:pPr>
+    </w:lvl>
+    <w:lvl w:ilvl="5" w:tplc="0409001B" w:tentative="1">
+      <w:start w:val="1"/>
+      <w:numFmt w:val="lowerRoman"/>
+      <w:lvlText w:val="%6."/>
+      <w:lvlJc w:val="right"/>
+      <w:pPr>
+        <w:ind w:left="2520" w:hanging="420"/>
+      </w:pPr>
+    </w:lvl>
+    <w:lvl w:ilvl="6" w:tplc="0409000F" w:tentative="1">
+      <w:start w:val="1"/>
+      <w:numFmt w:val="decimal"/>
+      <w:lvlText w:val="%7."/>
+      <w:lvlJc w:val="left"/>
+      <w:pPr>
+        <w:ind w:left="2940" w:hanging="420"/>
+      </w:pPr>
+    </w:lvl>
+    <w:lvl w:ilvl="7" w:tplc="04090019" w:tentative="1">
+      <w:start w:val="1"/>
+      <w:numFmt w:val="lowerLetter"/>
+      <w:lvlText w:val="%8)"/>
+      <w:lvlJc w:val="left"/>
+      <w:pPr>
+        <w:ind w:left="3360" w:hanging="420"/>
+      </w:pPr>
+    </w:lvl>
+    <w:lvl w:ilvl="8" w:tplc="0409001B" w:tentative="1">
+      <w:start w:val="1"/>
+      <w:numFmt w:val="lowerRoman"/>
+      <w:lvlText w:val="%9."/>
+      <w:lvlJc w:val="right"/>
+      <w:pPr>
+        <w:ind w:left="3780" w:hanging="420"/>
+      </w:pPr>
+    </w:lvl>
+  </w:abstractNum>
+  <w:abstractNum w:abstractNumId="16" w15:restartNumberingAfterBreak="0">
     <w:nsid w:val="6EB55F9D"/>
     <w:multiLevelType w:val="multilevel"/>
     <w:tmpl w:val="AA68EB8E"/>
@@ -11319,7 +14064,7 @@
       </w:rPr>
     </w:lvl>
   </w:abstractNum>
-  <w:abstractNum w:abstractNumId="16" w15:restartNumberingAfterBreak="0">
+  <w:abstractNum w:abstractNumId="17" w15:restartNumberingAfterBreak="0">
     <w:nsid w:val="73222155"/>
     <w:multiLevelType w:val="multilevel"/>
     <w:tmpl w:val="09A67D14"/>
@@ -11468,7 +14213,96 @@
       </w:rPr>
     </w:lvl>
   </w:abstractNum>
-  <w:abstractNum w:abstractNumId="17" w15:restartNumberingAfterBreak="0">
+  <w:abstractNum w:abstractNumId="18" w15:restartNumberingAfterBreak="0">
+    <w:nsid w:val="75D9622F"/>
+    <w:multiLevelType w:val="hybridMultilevel"/>
+    <w:tmpl w:val="1550DEE2"/>
+    <w:lvl w:ilvl="0" w:tplc="8E70E274">
+      <w:start w:val="1"/>
+      <w:numFmt w:val="decimal"/>
+      <w:lvlText w:val="%1."/>
+      <w:lvlJc w:val="left"/>
+      <w:pPr>
+        <w:ind w:left="360" w:hanging="360"/>
+      </w:pPr>
+      <w:rPr>
+        <w:rFonts w:hint="default"/>
+      </w:rPr>
+    </w:lvl>
+    <w:lvl w:ilvl="1" w:tplc="04090019" w:tentative="1">
+      <w:start w:val="1"/>
+      <w:numFmt w:val="lowerLetter"/>
+      <w:lvlText w:val="%2)"/>
+      <w:lvlJc w:val="left"/>
+      <w:pPr>
+        <w:ind w:left="840" w:hanging="420"/>
+      </w:pPr>
+    </w:lvl>
+    <w:lvl w:ilvl="2" w:tplc="0409001B" w:tentative="1">
+      <w:start w:val="1"/>
+      <w:numFmt w:val="lowerRoman"/>
+      <w:lvlText w:val="%3."/>
+      <w:lvlJc w:val="right"/>
+      <w:pPr>
+        <w:ind w:left="1260" w:hanging="420"/>
+      </w:pPr>
+    </w:lvl>
+    <w:lvl w:ilvl="3" w:tplc="0409000F" w:tentative="1">
+      <w:start w:val="1"/>
+      <w:numFmt w:val="decimal"/>
+      <w:lvlText w:val="%4."/>
+      <w:lvlJc w:val="left"/>
+      <w:pPr>
+        <w:ind w:left="1680" w:hanging="420"/>
+      </w:pPr>
+    </w:lvl>
+    <w:lvl w:ilvl="4" w:tplc="04090019" w:tentative="1">
+      <w:start w:val="1"/>
+      <w:numFmt w:val="lowerLetter"/>
+      <w:lvlText w:val="%5)"/>
+      <w:lvlJc w:val="left"/>
+      <w:pPr>
+        <w:ind w:left="2100" w:hanging="420"/>
+      </w:pPr>
+    </w:lvl>
+    <w:lvl w:ilvl="5" w:tplc="0409001B" w:tentative="1">
+      <w:start w:val="1"/>
+      <w:numFmt w:val="lowerRoman"/>
+      <w:lvlText w:val="%6."/>
+      <w:lvlJc w:val="right"/>
+      <w:pPr>
+        <w:ind w:left="2520" w:hanging="420"/>
+      </w:pPr>
+    </w:lvl>
+    <w:lvl w:ilvl="6" w:tplc="0409000F" w:tentative="1">
+      <w:start w:val="1"/>
+      <w:numFmt w:val="decimal"/>
+      <w:lvlText w:val="%7."/>
+      <w:lvlJc w:val="left"/>
+      <w:pPr>
+        <w:ind w:left="2940" w:hanging="420"/>
+      </w:pPr>
+    </w:lvl>
+    <w:lvl w:ilvl="7" w:tplc="04090019" w:tentative="1">
+      <w:start w:val="1"/>
+      <w:numFmt w:val="lowerLetter"/>
+      <w:lvlText w:val="%8)"/>
+      <w:lvlJc w:val="left"/>
+      <w:pPr>
+        <w:ind w:left="3360" w:hanging="420"/>
+      </w:pPr>
+    </w:lvl>
+    <w:lvl w:ilvl="8" w:tplc="0409001B" w:tentative="1">
+      <w:start w:val="1"/>
+      <w:numFmt w:val="lowerRoman"/>
+      <w:lvlText w:val="%9."/>
+      <w:lvlJc w:val="right"/>
+      <w:pPr>
+        <w:ind w:left="3780" w:hanging="420"/>
+      </w:pPr>
+    </w:lvl>
+  </w:abstractNum>
+  <w:abstractNum w:abstractNumId="19" w15:restartNumberingAfterBreak="0">
     <w:nsid w:val="79574B1E"/>
     <w:multiLevelType w:val="multilevel"/>
     <w:tmpl w:val="E1B4380E"/>
@@ -11581,7 +14415,7 @@
       </w:pPr>
     </w:lvl>
   </w:abstractNum>
-  <w:abstractNum w:abstractNumId="18" w15:restartNumberingAfterBreak="0">
+  <w:abstractNum w:abstractNumId="20" w15:restartNumberingAfterBreak="0">
     <w:nsid w:val="79CF46D0"/>
     <w:multiLevelType w:val="multilevel"/>
     <w:tmpl w:val="A6327A2C"/>
@@ -11731,7 +14565,7 @@
     </w:lvl>
   </w:abstractNum>
   <w:num w:numId="1">
-    <w:abstractNumId w:val="15"/>
+    <w:abstractNumId w:val="16"/>
   </w:num>
   <w:num w:numId="2">
     <w:abstractNumId w:val="2"/>
@@ -11740,7 +14574,7 @@
     <w:abstractNumId w:val="5"/>
   </w:num>
   <w:num w:numId="4">
-    <w:abstractNumId w:val="18"/>
+    <w:abstractNumId w:val="20"/>
   </w:num>
   <w:num w:numId="5">
     <w:abstractNumId w:val="3"/>
@@ -11761,7 +14595,7 @@
     <w:abstractNumId w:val="6"/>
   </w:num>
   <w:num w:numId="11">
-    <w:abstractNumId w:val="16"/>
+    <w:abstractNumId w:val="17"/>
   </w:num>
   <w:num w:numId="12">
     <w:abstractNumId w:val="12"/>
@@ -11773,7 +14607,7 @@
     <w:abstractNumId w:val="14"/>
   </w:num>
   <w:num w:numId="15">
-    <w:abstractNumId w:val="17"/>
+    <w:abstractNumId w:val="19"/>
   </w:num>
   <w:num w:numId="16">
     <w:abstractNumId w:val="13"/>
@@ -11786,6 +14620,12 @@
   </w:num>
   <w:num w:numId="19">
     <w:abstractNumId w:val="7"/>
+  </w:num>
+  <w:num w:numId="20">
+    <w:abstractNumId w:val="15"/>
+  </w:num>
+  <w:num w:numId="21">
+    <w:abstractNumId w:val="18"/>
   </w:num>
 </w:numbering>
 </file>
@@ -12466,6 +15306,28 @@
       <w:szCs w:val="24"/>
     </w:rPr>
   </w:style>
+  <w:style w:type="character" w:styleId="ac">
+    <w:name w:val="Intense Emphasis"/>
+    <w:basedOn w:val="a0"/>
+    <w:uiPriority w:val="21"/>
+    <w:qFormat/>
+    <w:rsid w:val="00844872"/>
+    <w:rPr>
+      <w:i/>
+      <w:iCs/>
+      <w:color w:val="4472C4" w:themeColor="accent1"/>
+    </w:rPr>
+  </w:style>
+  <w:style w:type="paragraph" w:styleId="ad">
+    <w:name w:val="List Paragraph"/>
+    <w:basedOn w:val="a"/>
+    <w:uiPriority w:val="34"/>
+    <w:qFormat/>
+    <w:rsid w:val="00844872"/>
+    <w:pPr>
+      <w:ind w:firstLineChars="200" w:firstLine="420"/>
+    </w:pPr>
+  </w:style>
 </w:styles>
 </file>
 
